--- a/guess-what/unit-2-at-school/worksheets/worksheet-A.docx
+++ b/guess-what/unit-2-at-school/worksheets/worksheet-A.docx
@@ -146,7 +146,7 @@
                 <w:i w:val="0"/>
                 <w:sz w:val="22"/>
               </w:rPr>
-              <w:t>science room</w:t>
+              <w:t>science lab</w:t>
             </w:r>
             <w:r>
               <w:rPr>
@@ -164,7 +164,7 @@
                 <w:i w:val="0"/>
                 <w:sz w:val="22"/>
               </w:rPr>
-              <w:t>dining hall</w:t>
+              <w:t>cafeteria</w:t>
             </w:r>
             <w:r>
               <w:rPr>
@@ -404,7 +404,7 @@
                 <w:i w:val="0"/>
                 <w:sz w:val="21"/>
               </w:rPr>
-              <w:t xml:space="preserve">  _______________</w:t>
+              <w:t xml:space="preserve">  ______________</w:t>
             </w:r>
           </w:p>
         </w:tc>
@@ -1101,7 +1101,7 @@
                 <w:i w:val="0"/>
                 <w:sz w:val="21"/>
               </w:rPr>
-              <w:t xml:space="preserve">  dining hall</w:t>
+              <w:t xml:space="preserve">  cafeteria</w:t>
             </w:r>
           </w:p>
         </w:tc>
@@ -1140,7 +1140,7 @@
                 <w:i w:val="0"/>
                 <w:sz w:val="21"/>
               </w:rPr>
-              <w:t xml:space="preserve">  You run races and play football here.   ____</w:t>
+              <w:t xml:space="preserve">  You run races and play soccer here.   ____</w:t>
             </w:r>
           </w:p>
         </w:tc>
@@ -1247,7 +1247,7 @@
                 <w:i w:val="0"/>
                 <w:sz w:val="21"/>
               </w:rPr>
-              <w:t xml:space="preserve">  science room</w:t>
+              <w:t xml:space="preserve">  science lab</w:t>
             </w:r>
           </w:p>
         </w:tc>
@@ -2228,7 +2228,7 @@
                 <w:i w:val="0"/>
                 <w:sz w:val="22"/>
               </w:rPr>
-              <w:t>DINING</w:t>
+              <w:t>CAFETERIA</w:t>
             </w:r>
           </w:p>
         </w:tc>
@@ -2247,309 +2247,19 @@
         <w:tblLook w:firstColumn="1" w:firstRow="1" w:lastColumn="0" w:lastRow="0" w:noHBand="0" w:noVBand="1" w:val="04A0"/>
       </w:tblPr>
       <w:tblGrid>
-        <w:gridCol w:w="917"/>
-        <w:gridCol w:w="917"/>
-        <w:gridCol w:w="917"/>
-        <w:gridCol w:w="917"/>
-        <w:gridCol w:w="917"/>
-        <w:gridCol w:w="917"/>
-        <w:gridCol w:w="917"/>
-        <w:gridCol w:w="917"/>
-        <w:gridCol w:w="917"/>
-        <w:gridCol w:w="917"/>
-        <w:gridCol w:w="917"/>
+        <w:gridCol w:w="841"/>
+        <w:gridCol w:w="841"/>
+        <w:gridCol w:w="841"/>
+        <w:gridCol w:w="841"/>
+        <w:gridCol w:w="841"/>
+        <w:gridCol w:w="841"/>
+        <w:gridCol w:w="841"/>
+        <w:gridCol w:w="841"/>
+        <w:gridCol w:w="841"/>
+        <w:gridCol w:w="841"/>
+        <w:gridCol w:w="841"/>
+        <w:gridCol w:w="841"/>
       </w:tblGrid>
-      <w:tr>
-        <w:trPr>
-          <w:trHeight w:val="488"/>
-        </w:trPr>
-        <w:tc>
-          <w:tcPr>
-            <w:tcW w:type="dxa" w:w="488"/>
-            <w:tcBorders>
-              <w:top w:val="single" w:sz="4" w:color="9FB3C8"/>
-              <w:left w:val="single" w:sz="4" w:color="9FB3C8"/>
-              <w:bottom w:val="single" w:sz="4" w:color="9FB3C8"/>
-              <w:right w:val="single" w:sz="4" w:color="9FB3C8"/>
-            </w:tcBorders>
-          </w:tcPr>
-          <w:p>
-            <w:pPr>
-              <w:spacing w:after="20"/>
-              <w:jc w:val="center"/>
-            </w:pPr>
-            <w:r>
-              <w:rPr>
-                <w:rFonts w:ascii="Arial" w:hAnsi="Arial" w:eastAsia="Arial"/>
-                <w:b/>
-                <w:i w:val="0"/>
-                <w:sz w:val="26"/>
-              </w:rPr>
-              <w:t>P</w:t>
-            </w:r>
-          </w:p>
-        </w:tc>
-        <w:tc>
-          <w:tcPr>
-            <w:tcW w:type="dxa" w:w="488"/>
-            <w:tcBorders>
-              <w:top w:val="single" w:sz="4" w:color="9FB3C8"/>
-              <w:left w:val="single" w:sz="4" w:color="9FB3C8"/>
-              <w:bottom w:val="single" w:sz="4" w:color="9FB3C8"/>
-              <w:right w:val="single" w:sz="4" w:color="9FB3C8"/>
-            </w:tcBorders>
-          </w:tcPr>
-          <w:p>
-            <w:pPr>
-              <w:spacing w:after="20"/>
-              <w:jc w:val="center"/>
-            </w:pPr>
-            <w:r>
-              <w:rPr>
-                <w:rFonts w:ascii="Arial" w:hAnsi="Arial" w:eastAsia="Arial"/>
-                <w:b/>
-                <w:i w:val="0"/>
-                <w:sz w:val="26"/>
-              </w:rPr>
-              <w:t>W</w:t>
-            </w:r>
-          </w:p>
-        </w:tc>
-        <w:tc>
-          <w:tcPr>
-            <w:tcW w:type="dxa" w:w="488"/>
-            <w:tcBorders>
-              <w:top w:val="single" w:sz="4" w:color="9FB3C8"/>
-              <w:left w:val="single" w:sz="4" w:color="9FB3C8"/>
-              <w:bottom w:val="single" w:sz="4" w:color="9FB3C8"/>
-              <w:right w:val="single" w:sz="4" w:color="9FB3C8"/>
-            </w:tcBorders>
-          </w:tcPr>
-          <w:p>
-            <w:pPr>
-              <w:spacing w:after="20"/>
-              <w:jc w:val="center"/>
-            </w:pPr>
-            <w:r>
-              <w:rPr>
-                <w:rFonts w:ascii="Arial" w:hAnsi="Arial" w:eastAsia="Arial"/>
-                <w:b/>
-                <w:i w:val="0"/>
-                <w:sz w:val="26"/>
-              </w:rPr>
-              <w:t>Q</w:t>
-            </w:r>
-          </w:p>
-        </w:tc>
-        <w:tc>
-          <w:tcPr>
-            <w:tcW w:type="dxa" w:w="488"/>
-            <w:tcBorders>
-              <w:top w:val="single" w:sz="4" w:color="9FB3C8"/>
-              <w:left w:val="single" w:sz="4" w:color="9FB3C8"/>
-              <w:bottom w:val="single" w:sz="4" w:color="9FB3C8"/>
-              <w:right w:val="single" w:sz="4" w:color="9FB3C8"/>
-            </w:tcBorders>
-          </w:tcPr>
-          <w:p>
-            <w:pPr>
-              <w:spacing w:after="20"/>
-              <w:jc w:val="center"/>
-            </w:pPr>
-            <w:r>
-              <w:rPr>
-                <w:rFonts w:ascii="Arial" w:hAnsi="Arial" w:eastAsia="Arial"/>
-                <w:b/>
-                <w:i w:val="0"/>
-                <w:sz w:val="26"/>
-              </w:rPr>
-              <w:t>C</w:t>
-            </w:r>
-          </w:p>
-        </w:tc>
-        <w:tc>
-          <w:tcPr>
-            <w:tcW w:type="dxa" w:w="488"/>
-            <w:tcBorders>
-              <w:top w:val="single" w:sz="4" w:color="9FB3C8"/>
-              <w:left w:val="single" w:sz="4" w:color="9FB3C8"/>
-              <w:bottom w:val="single" w:sz="4" w:color="9FB3C8"/>
-              <w:right w:val="single" w:sz="4" w:color="9FB3C8"/>
-            </w:tcBorders>
-          </w:tcPr>
-          <w:p>
-            <w:pPr>
-              <w:spacing w:after="20"/>
-              <w:jc w:val="center"/>
-            </w:pPr>
-            <w:r>
-              <w:rPr>
-                <w:rFonts w:ascii="Arial" w:hAnsi="Arial" w:eastAsia="Arial"/>
-                <w:b/>
-                <w:i w:val="0"/>
-                <w:sz w:val="26"/>
-              </w:rPr>
-              <w:t>P</w:t>
-            </w:r>
-          </w:p>
-        </w:tc>
-        <w:tc>
-          <w:tcPr>
-            <w:tcW w:type="dxa" w:w="488"/>
-            <w:tcBorders>
-              <w:top w:val="single" w:sz="4" w:color="9FB3C8"/>
-              <w:left w:val="single" w:sz="4" w:color="9FB3C8"/>
-              <w:bottom w:val="single" w:sz="4" w:color="9FB3C8"/>
-              <w:right w:val="single" w:sz="4" w:color="9FB3C8"/>
-            </w:tcBorders>
-          </w:tcPr>
-          <w:p>
-            <w:pPr>
-              <w:spacing w:after="20"/>
-              <w:jc w:val="center"/>
-            </w:pPr>
-            <w:r>
-              <w:rPr>
-                <w:rFonts w:ascii="Arial" w:hAnsi="Arial" w:eastAsia="Arial"/>
-                <w:b/>
-                <w:i w:val="0"/>
-                <w:sz w:val="26"/>
-              </w:rPr>
-              <w:t>D</w:t>
-            </w:r>
-          </w:p>
-        </w:tc>
-        <w:tc>
-          <w:tcPr>
-            <w:tcW w:type="dxa" w:w="488"/>
-            <w:tcBorders>
-              <w:top w:val="single" w:sz="4" w:color="9FB3C8"/>
-              <w:left w:val="single" w:sz="4" w:color="9FB3C8"/>
-              <w:bottom w:val="single" w:sz="4" w:color="9FB3C8"/>
-              <w:right w:val="single" w:sz="4" w:color="9FB3C8"/>
-            </w:tcBorders>
-          </w:tcPr>
-          <w:p>
-            <w:pPr>
-              <w:spacing w:after="20"/>
-              <w:jc w:val="center"/>
-            </w:pPr>
-            <w:r>
-              <w:rPr>
-                <w:rFonts w:ascii="Arial" w:hAnsi="Arial" w:eastAsia="Arial"/>
-                <w:b/>
-                <w:i w:val="0"/>
-                <w:sz w:val="26"/>
-              </w:rPr>
-              <w:t>T</w:t>
-            </w:r>
-          </w:p>
-        </w:tc>
-        <w:tc>
-          <w:tcPr>
-            <w:tcW w:type="dxa" w:w="488"/>
-            <w:tcBorders>
-              <w:top w:val="single" w:sz="4" w:color="9FB3C8"/>
-              <w:left w:val="single" w:sz="4" w:color="9FB3C8"/>
-              <w:bottom w:val="single" w:sz="4" w:color="9FB3C8"/>
-              <w:right w:val="single" w:sz="4" w:color="9FB3C8"/>
-            </w:tcBorders>
-          </w:tcPr>
-          <w:p>
-            <w:pPr>
-              <w:spacing w:after="20"/>
-              <w:jc w:val="center"/>
-            </w:pPr>
-            <w:r>
-              <w:rPr>
-                <w:rFonts w:ascii="Arial" w:hAnsi="Arial" w:eastAsia="Arial"/>
-                <w:b/>
-                <w:i w:val="0"/>
-                <w:sz w:val="26"/>
-              </w:rPr>
-              <w:t>W</w:t>
-            </w:r>
-          </w:p>
-        </w:tc>
-        <w:tc>
-          <w:tcPr>
-            <w:tcW w:type="dxa" w:w="488"/>
-            <w:tcBorders>
-              <w:top w:val="single" w:sz="4" w:color="9FB3C8"/>
-              <w:left w:val="single" w:sz="4" w:color="9FB3C8"/>
-              <w:bottom w:val="single" w:sz="4" w:color="9FB3C8"/>
-              <w:right w:val="single" w:sz="4" w:color="9FB3C8"/>
-            </w:tcBorders>
-          </w:tcPr>
-          <w:p>
-            <w:pPr>
-              <w:spacing w:after="20"/>
-              <w:jc w:val="center"/>
-            </w:pPr>
-            <w:r>
-              <w:rPr>
-                <w:rFonts w:ascii="Arial" w:hAnsi="Arial" w:eastAsia="Arial"/>
-                <w:b/>
-                <w:i w:val="0"/>
-                <w:sz w:val="26"/>
-              </w:rPr>
-              <w:t>L</w:t>
-            </w:r>
-          </w:p>
-        </w:tc>
-        <w:tc>
-          <w:tcPr>
-            <w:tcW w:type="dxa" w:w="488"/>
-            <w:tcBorders>
-              <w:top w:val="single" w:sz="4" w:color="9FB3C8"/>
-              <w:left w:val="single" w:sz="4" w:color="9FB3C8"/>
-              <w:bottom w:val="single" w:sz="4" w:color="9FB3C8"/>
-              <w:right w:val="single" w:sz="4" w:color="9FB3C8"/>
-            </w:tcBorders>
-          </w:tcPr>
-          <w:p>
-            <w:pPr>
-              <w:spacing w:after="20"/>
-              <w:jc w:val="center"/>
-            </w:pPr>
-            <w:r>
-              <w:rPr>
-                <w:rFonts w:ascii="Arial" w:hAnsi="Arial" w:eastAsia="Arial"/>
-                <w:b/>
-                <w:i w:val="0"/>
-                <w:sz w:val="26"/>
-              </w:rPr>
-              <w:t>U</w:t>
-            </w:r>
-          </w:p>
-        </w:tc>
-        <w:tc>
-          <w:tcPr>
-            <w:tcW w:type="dxa" w:w="488"/>
-            <w:tcBorders>
-              <w:top w:val="single" w:sz="4" w:color="9FB3C8"/>
-              <w:left w:val="single" w:sz="4" w:color="9FB3C8"/>
-              <w:bottom w:val="single" w:sz="4" w:color="9FB3C8"/>
-              <w:right w:val="single" w:sz="4" w:color="9FB3C8"/>
-            </w:tcBorders>
-          </w:tcPr>
-          <w:p>
-            <w:pPr>
-              <w:spacing w:after="20"/>
-              <w:jc w:val="center"/>
-            </w:pPr>
-            <w:r>
-              <w:rPr>
-                <w:rFonts w:ascii="Arial" w:hAnsi="Arial" w:eastAsia="Arial"/>
-                <w:b/>
-                <w:i w:val="0"/>
-                <w:sz w:val="26"/>
-              </w:rPr>
-              <w:t>M</w:t>
-            </w:r>
-          </w:p>
-        </w:tc>
-      </w:tr>
       <w:tr>
         <w:trPr>
           <w:trHeight w:val="488"/>
@@ -2602,7 +2312,7 @@
                 <w:i w:val="0"/>
                 <w:sz w:val="26"/>
               </w:rPr>
-              <w:t>R</w:t>
+              <w:t>U</w:t>
             </w:r>
           </w:p>
         </w:tc>
@@ -2628,7 +2338,85 @@
                 <w:i w:val="0"/>
                 <w:sz w:val="26"/>
               </w:rPr>
-              <w:t>P</w:t>
+              <w:t>K</w:t>
+            </w:r>
+          </w:p>
+        </w:tc>
+        <w:tc>
+          <w:tcPr>
+            <w:tcW w:type="dxa" w:w="488"/>
+            <w:tcBorders>
+              <w:top w:val="single" w:sz="4" w:color="9FB3C8"/>
+              <w:left w:val="single" w:sz="4" w:color="9FB3C8"/>
+              <w:bottom w:val="single" w:sz="4" w:color="9FB3C8"/>
+              <w:right w:val="single" w:sz="4" w:color="9FB3C8"/>
+            </w:tcBorders>
+          </w:tcPr>
+          <w:p>
+            <w:pPr>
+              <w:spacing w:after="20"/>
+              <w:jc w:val="center"/>
+            </w:pPr>
+            <w:r>
+              <w:rPr>
+                <w:rFonts w:ascii="Arial" w:hAnsi="Arial" w:eastAsia="Arial"/>
+                <w:b/>
+                <w:i w:val="0"/>
+                <w:sz w:val="26"/>
+              </w:rPr>
+              <w:t>X</w:t>
+            </w:r>
+          </w:p>
+        </w:tc>
+        <w:tc>
+          <w:tcPr>
+            <w:tcW w:type="dxa" w:w="488"/>
+            <w:tcBorders>
+              <w:top w:val="single" w:sz="4" w:color="9FB3C8"/>
+              <w:left w:val="single" w:sz="4" w:color="9FB3C8"/>
+              <w:bottom w:val="single" w:sz="4" w:color="9FB3C8"/>
+              <w:right w:val="single" w:sz="4" w:color="9FB3C8"/>
+            </w:tcBorders>
+          </w:tcPr>
+          <w:p>
+            <w:pPr>
+              <w:spacing w:after="20"/>
+              <w:jc w:val="center"/>
+            </w:pPr>
+            <w:r>
+              <w:rPr>
+                <w:rFonts w:ascii="Arial" w:hAnsi="Arial" w:eastAsia="Arial"/>
+                <w:b/>
+                <w:i w:val="0"/>
+                <w:sz w:val="26"/>
+              </w:rPr>
+              <w:t>U</w:t>
+            </w:r>
+          </w:p>
+        </w:tc>
+        <w:tc>
+          <w:tcPr>
+            <w:tcW w:type="dxa" w:w="488"/>
+            <w:tcBorders>
+              <w:top w:val="single" w:sz="4" w:color="9FB3C8"/>
+              <w:left w:val="single" w:sz="4" w:color="9FB3C8"/>
+              <w:bottom w:val="single" w:sz="4" w:color="9FB3C8"/>
+              <w:right w:val="single" w:sz="4" w:color="9FB3C8"/>
+            </w:tcBorders>
+          </w:tcPr>
+          <w:p>
+            <w:pPr>
+              <w:spacing w:after="20"/>
+              <w:jc w:val="center"/>
+            </w:pPr>
+            <w:r>
+              <w:rPr>
+                <w:rFonts w:ascii="Arial" w:hAnsi="Arial" w:eastAsia="Arial"/>
+                <w:b/>
+                <w:i w:val="0"/>
+                <w:sz w:val="26"/>
+              </w:rPr>
+              <w:t>Z</w:t>
             </w:r>
           </w:p>
         </w:tc>
@@ -2680,7 +2468,7 @@
                 <w:i w:val="0"/>
                 <w:sz w:val="26"/>
               </w:rPr>
-              <w:t>I</w:t>
+              <w:t>G</w:t>
             </w:r>
           </w:p>
         </w:tc>
@@ -2706,7 +2494,7 @@
                 <w:i w:val="0"/>
                 <w:sz w:val="26"/>
               </w:rPr>
-              <w:t>T</w:t>
+              <w:t>J</w:t>
             </w:r>
           </w:p>
         </w:tc>
@@ -2732,7 +2520,7 @@
                 <w:i w:val="0"/>
                 <w:sz w:val="26"/>
               </w:rPr>
-              <w:t>H</w:t>
+              <w:t>N</w:t>
             </w:r>
           </w:p>
         </w:tc>
@@ -2758,7 +2546,168 @@
                 <w:i w:val="0"/>
                 <w:sz w:val="26"/>
               </w:rPr>
-              <w:t>D</w:t>
+              <w:t>M</w:t>
+            </w:r>
+          </w:p>
+        </w:tc>
+        <w:tc>
+          <w:tcPr>
+            <w:tcW w:type="dxa" w:w="488"/>
+            <w:tcBorders>
+              <w:top w:val="single" w:sz="4" w:color="9FB3C8"/>
+              <w:left w:val="single" w:sz="4" w:color="9FB3C8"/>
+              <w:bottom w:val="single" w:sz="4" w:color="9FB3C8"/>
+              <w:right w:val="single" w:sz="4" w:color="9FB3C8"/>
+            </w:tcBorders>
+          </w:tcPr>
+          <w:p>
+            <w:pPr>
+              <w:spacing w:after="20"/>
+              <w:jc w:val="center"/>
+            </w:pPr>
+            <w:r>
+              <w:rPr>
+                <w:rFonts w:ascii="Arial" w:hAnsi="Arial" w:eastAsia="Arial"/>
+                <w:b/>
+                <w:i w:val="0"/>
+                <w:sz w:val="26"/>
+              </w:rPr>
+              <w:t>W</w:t>
+            </w:r>
+          </w:p>
+        </w:tc>
+      </w:tr>
+      <w:tr>
+        <w:trPr>
+          <w:trHeight w:val="488"/>
+        </w:trPr>
+        <w:tc>
+          <w:tcPr>
+            <w:tcW w:type="dxa" w:w="488"/>
+            <w:tcBorders>
+              <w:top w:val="single" w:sz="4" w:color="9FB3C8"/>
+              <w:left w:val="single" w:sz="4" w:color="9FB3C8"/>
+              <w:bottom w:val="single" w:sz="4" w:color="9FB3C8"/>
+              <w:right w:val="single" w:sz="4" w:color="9FB3C8"/>
+            </w:tcBorders>
+          </w:tcPr>
+          <w:p>
+            <w:pPr>
+              <w:spacing w:after="20"/>
+              <w:jc w:val="center"/>
+            </w:pPr>
+            <w:r>
+              <w:rPr>
+                <w:rFonts w:ascii="Arial" w:hAnsi="Arial" w:eastAsia="Arial"/>
+                <w:b/>
+                <w:i w:val="0"/>
+                <w:sz w:val="26"/>
+              </w:rPr>
+              <w:t>L</w:t>
+            </w:r>
+          </w:p>
+        </w:tc>
+        <w:tc>
+          <w:tcPr>
+            <w:tcW w:type="dxa" w:w="488"/>
+            <w:tcBorders>
+              <w:top w:val="single" w:sz="4" w:color="9FB3C8"/>
+              <w:left w:val="single" w:sz="4" w:color="9FB3C8"/>
+              <w:bottom w:val="single" w:sz="4" w:color="9FB3C8"/>
+              <w:right w:val="single" w:sz="4" w:color="9FB3C8"/>
+            </w:tcBorders>
+          </w:tcPr>
+          <w:p>
+            <w:pPr>
+              <w:spacing w:after="20"/>
+              <w:jc w:val="center"/>
+            </w:pPr>
+            <w:r>
+              <w:rPr>
+                <w:rFonts w:ascii="Arial" w:hAnsi="Arial" w:eastAsia="Arial"/>
+                <w:b/>
+                <w:i w:val="0"/>
+                <w:sz w:val="26"/>
+              </w:rPr>
+              <w:t>X</w:t>
+            </w:r>
+          </w:p>
+        </w:tc>
+        <w:tc>
+          <w:tcPr>
+            <w:tcW w:type="dxa" w:w="488"/>
+            <w:tcBorders>
+              <w:top w:val="single" w:sz="4" w:color="9FB3C8"/>
+              <w:left w:val="single" w:sz="4" w:color="9FB3C8"/>
+              <w:bottom w:val="single" w:sz="4" w:color="9FB3C8"/>
+              <w:right w:val="single" w:sz="4" w:color="9FB3C8"/>
+            </w:tcBorders>
+          </w:tcPr>
+          <w:p>
+            <w:pPr>
+              <w:spacing w:after="20"/>
+              <w:jc w:val="center"/>
+            </w:pPr>
+            <w:r>
+              <w:rPr>
+                <w:rFonts w:ascii="Arial" w:hAnsi="Arial" w:eastAsia="Arial"/>
+                <w:b/>
+                <w:i w:val="0"/>
+                <w:sz w:val="26"/>
+              </w:rPr>
+              <w:t>S</w:t>
+            </w:r>
+          </w:p>
+        </w:tc>
+        <w:tc>
+          <w:tcPr>
+            <w:tcW w:type="dxa" w:w="488"/>
+            <w:tcBorders>
+              <w:top w:val="single" w:sz="4" w:color="9FB3C8"/>
+              <w:left w:val="single" w:sz="4" w:color="9FB3C8"/>
+              <w:bottom w:val="single" w:sz="4" w:color="9FB3C8"/>
+              <w:right w:val="single" w:sz="4" w:color="9FB3C8"/>
+            </w:tcBorders>
+          </w:tcPr>
+          <w:p>
+            <w:pPr>
+              <w:spacing w:after="20"/>
+              <w:jc w:val="center"/>
+            </w:pPr>
+            <w:r>
+              <w:rPr>
+                <w:rFonts w:ascii="Arial" w:hAnsi="Arial" w:eastAsia="Arial"/>
+                <w:b/>
+                <w:i w:val="0"/>
+                <w:sz w:val="26"/>
+              </w:rPr>
+              <w:t>M</w:t>
+            </w:r>
+          </w:p>
+        </w:tc>
+        <w:tc>
+          <w:tcPr>
+            <w:tcW w:type="dxa" w:w="488"/>
+            <w:tcBorders>
+              <w:top w:val="single" w:sz="4" w:color="9FB3C8"/>
+              <w:left w:val="single" w:sz="4" w:color="9FB3C8"/>
+              <w:bottom w:val="single" w:sz="4" w:color="9FB3C8"/>
+              <w:right w:val="single" w:sz="4" w:color="9FB3C8"/>
+            </w:tcBorders>
+          </w:tcPr>
+          <w:p>
+            <w:pPr>
+              <w:spacing w:after="20"/>
+              <w:jc w:val="center"/>
+            </w:pPr>
+            <w:r>
+              <w:rPr>
+                <w:rFonts w:ascii="Arial" w:hAnsi="Arial" w:eastAsia="Arial"/>
+                <w:b/>
+                <w:i w:val="0"/>
+                <w:sz w:val="26"/>
+              </w:rPr>
+              <w:t>Z</w:t>
             </w:r>
           </w:p>
         </w:tc>
@@ -2836,7 +2785,111 @@
                 <w:i w:val="0"/>
                 <w:sz w:val="26"/>
               </w:rPr>
-              <w:t>U</w:t>
+              <w:t>L</w:t>
+            </w:r>
+          </w:p>
+        </w:tc>
+        <w:tc>
+          <w:tcPr>
+            <w:tcW w:type="dxa" w:w="488"/>
+            <w:tcBorders>
+              <w:top w:val="single" w:sz="4" w:color="9FB3C8"/>
+              <w:left w:val="single" w:sz="4" w:color="9FB3C8"/>
+              <w:bottom w:val="single" w:sz="4" w:color="9FB3C8"/>
+              <w:right w:val="single" w:sz="4" w:color="9FB3C8"/>
+            </w:tcBorders>
+          </w:tcPr>
+          <w:p>
+            <w:pPr>
+              <w:spacing w:after="20"/>
+              <w:jc w:val="center"/>
+            </w:pPr>
+            <w:r>
+              <w:rPr>
+                <w:rFonts w:ascii="Arial" w:hAnsi="Arial" w:eastAsia="Arial"/>
+                <w:b/>
+                <w:i w:val="0"/>
+                <w:sz w:val="26"/>
+              </w:rPr>
+              <w:t>Y</w:t>
+            </w:r>
+          </w:p>
+        </w:tc>
+        <w:tc>
+          <w:tcPr>
+            <w:tcW w:type="dxa" w:w="488"/>
+            <w:tcBorders>
+              <w:top w:val="single" w:sz="4" w:color="9FB3C8"/>
+              <w:left w:val="single" w:sz="4" w:color="9FB3C8"/>
+              <w:bottom w:val="single" w:sz="4" w:color="9FB3C8"/>
+              <w:right w:val="single" w:sz="4" w:color="9FB3C8"/>
+            </w:tcBorders>
+          </w:tcPr>
+          <w:p>
+            <w:pPr>
+              <w:spacing w:after="20"/>
+              <w:jc w:val="center"/>
+            </w:pPr>
+            <w:r>
+              <w:rPr>
+                <w:rFonts w:ascii="Arial" w:hAnsi="Arial" w:eastAsia="Arial"/>
+                <w:b/>
+                <w:i w:val="0"/>
+                <w:sz w:val="26"/>
+              </w:rPr>
+              <w:t>Y</w:t>
+            </w:r>
+          </w:p>
+        </w:tc>
+        <w:tc>
+          <w:tcPr>
+            <w:tcW w:type="dxa" w:w="488"/>
+            <w:tcBorders>
+              <w:top w:val="single" w:sz="4" w:color="9FB3C8"/>
+              <w:left w:val="single" w:sz="4" w:color="9FB3C8"/>
+              <w:bottom w:val="single" w:sz="4" w:color="9FB3C8"/>
+              <w:right w:val="single" w:sz="4" w:color="9FB3C8"/>
+            </w:tcBorders>
+          </w:tcPr>
+          <w:p>
+            <w:pPr>
+              <w:spacing w:after="20"/>
+              <w:jc w:val="center"/>
+            </w:pPr>
+            <w:r>
+              <w:rPr>
+                <w:rFonts w:ascii="Arial" w:hAnsi="Arial" w:eastAsia="Arial"/>
+                <w:b/>
+                <w:i w:val="0"/>
+                <w:sz w:val="26"/>
+              </w:rPr>
+              <w:t>X</w:t>
+            </w:r>
+          </w:p>
+        </w:tc>
+        <w:tc>
+          <w:tcPr>
+            <w:tcW w:type="dxa" w:w="488"/>
+            <w:tcBorders>
+              <w:top w:val="single" w:sz="4" w:color="9FB3C8"/>
+              <w:left w:val="single" w:sz="4" w:color="9FB3C8"/>
+              <w:bottom w:val="single" w:sz="4" w:color="9FB3C8"/>
+              <w:right w:val="single" w:sz="4" w:color="9FB3C8"/>
+            </w:tcBorders>
+          </w:tcPr>
+          <w:p>
+            <w:pPr>
+              <w:spacing w:after="20"/>
+              <w:jc w:val="center"/>
+            </w:pPr>
+            <w:r>
+              <w:rPr>
+                <w:rFonts w:ascii="Arial" w:hAnsi="Arial" w:eastAsia="Arial"/>
+                <w:b/>
+                <w:i w:val="0"/>
+                <w:sz w:val="26"/>
+              </w:rPr>
+              <w:t>S</w:t>
             </w:r>
           </w:p>
         </w:tc>
@@ -2867,7 +2920,532 @@
                 <w:i w:val="0"/>
                 <w:sz w:val="26"/>
               </w:rPr>
-              <w:t>T</w:t>
+              <w:t>I</w:t>
+            </w:r>
+          </w:p>
+        </w:tc>
+        <w:tc>
+          <w:tcPr>
+            <w:tcW w:type="dxa" w:w="488"/>
+            <w:tcBorders>
+              <w:top w:val="single" w:sz="4" w:color="9FB3C8"/>
+              <w:left w:val="single" w:sz="4" w:color="9FB3C8"/>
+              <w:bottom w:val="single" w:sz="4" w:color="9FB3C8"/>
+              <w:right w:val="single" w:sz="4" w:color="9FB3C8"/>
+            </w:tcBorders>
+          </w:tcPr>
+          <w:p>
+            <w:pPr>
+              <w:spacing w:after="20"/>
+              <w:jc w:val="center"/>
+            </w:pPr>
+            <w:r>
+              <w:rPr>
+                <w:rFonts w:ascii="Arial" w:hAnsi="Arial" w:eastAsia="Arial"/>
+                <w:b/>
+                <w:i w:val="0"/>
+                <w:sz w:val="26"/>
+              </w:rPr>
+              <w:t>D</w:t>
+            </w:r>
+          </w:p>
+        </w:tc>
+        <w:tc>
+          <w:tcPr>
+            <w:tcW w:type="dxa" w:w="488"/>
+            <w:tcBorders>
+              <w:top w:val="single" w:sz="4" w:color="9FB3C8"/>
+              <w:left w:val="single" w:sz="4" w:color="9FB3C8"/>
+              <w:bottom w:val="single" w:sz="4" w:color="9FB3C8"/>
+              <w:right w:val="single" w:sz="4" w:color="9FB3C8"/>
+            </w:tcBorders>
+          </w:tcPr>
+          <w:p>
+            <w:pPr>
+              <w:spacing w:after="20"/>
+              <w:jc w:val="center"/>
+            </w:pPr>
+            <w:r>
+              <w:rPr>
+                <w:rFonts w:ascii="Arial" w:hAnsi="Arial" w:eastAsia="Arial"/>
+                <w:b/>
+                <w:i w:val="0"/>
+                <w:sz w:val="26"/>
+              </w:rPr>
+              <w:t>V</w:t>
+            </w:r>
+          </w:p>
+        </w:tc>
+        <w:tc>
+          <w:tcPr>
+            <w:tcW w:type="dxa" w:w="488"/>
+            <w:tcBorders>
+              <w:top w:val="single" w:sz="4" w:color="9FB3C8"/>
+              <w:left w:val="single" w:sz="4" w:color="9FB3C8"/>
+              <w:bottom w:val="single" w:sz="4" w:color="9FB3C8"/>
+              <w:right w:val="single" w:sz="4" w:color="9FB3C8"/>
+            </w:tcBorders>
+          </w:tcPr>
+          <w:p>
+            <w:pPr>
+              <w:spacing w:after="20"/>
+              <w:jc w:val="center"/>
+            </w:pPr>
+            <w:r>
+              <w:rPr>
+                <w:rFonts w:ascii="Arial" w:hAnsi="Arial" w:eastAsia="Arial"/>
+                <w:b/>
+                <w:i w:val="0"/>
+                <w:sz w:val="26"/>
+              </w:rPr>
+              <w:t>D</w:t>
+            </w:r>
+          </w:p>
+        </w:tc>
+        <w:tc>
+          <w:tcPr>
+            <w:tcW w:type="dxa" w:w="488"/>
+            <w:tcBorders>
+              <w:top w:val="single" w:sz="4" w:color="9FB3C8"/>
+              <w:left w:val="single" w:sz="4" w:color="9FB3C8"/>
+              <w:bottom w:val="single" w:sz="4" w:color="9FB3C8"/>
+              <w:right w:val="single" w:sz="4" w:color="9FB3C8"/>
+            </w:tcBorders>
+          </w:tcPr>
+          <w:p>
+            <w:pPr>
+              <w:spacing w:after="20"/>
+              <w:jc w:val="center"/>
+            </w:pPr>
+            <w:r>
+              <w:rPr>
+                <w:rFonts w:ascii="Arial" w:hAnsi="Arial" w:eastAsia="Arial"/>
+                <w:b/>
+                <w:i w:val="0"/>
+                <w:sz w:val="26"/>
+              </w:rPr>
+              <w:t>O</w:t>
+            </w:r>
+          </w:p>
+        </w:tc>
+        <w:tc>
+          <w:tcPr>
+            <w:tcW w:type="dxa" w:w="488"/>
+            <w:tcBorders>
+              <w:top w:val="single" w:sz="4" w:color="9FB3C8"/>
+              <w:left w:val="single" w:sz="4" w:color="9FB3C8"/>
+              <w:bottom w:val="single" w:sz="4" w:color="9FB3C8"/>
+              <w:right w:val="single" w:sz="4" w:color="9FB3C8"/>
+            </w:tcBorders>
+          </w:tcPr>
+          <w:p>
+            <w:pPr>
+              <w:spacing w:after="20"/>
+              <w:jc w:val="center"/>
+            </w:pPr>
+            <w:r>
+              <w:rPr>
+                <w:rFonts w:ascii="Arial" w:hAnsi="Arial" w:eastAsia="Arial"/>
+                <w:b/>
+                <w:i w:val="0"/>
+                <w:sz w:val="26"/>
+              </w:rPr>
+              <w:t>Q</w:t>
+            </w:r>
+          </w:p>
+        </w:tc>
+        <w:tc>
+          <w:tcPr>
+            <w:tcW w:type="dxa" w:w="488"/>
+            <w:tcBorders>
+              <w:top w:val="single" w:sz="4" w:color="9FB3C8"/>
+              <w:left w:val="single" w:sz="4" w:color="9FB3C8"/>
+              <w:bottom w:val="single" w:sz="4" w:color="9FB3C8"/>
+              <w:right w:val="single" w:sz="4" w:color="9FB3C8"/>
+            </w:tcBorders>
+          </w:tcPr>
+          <w:p>
+            <w:pPr>
+              <w:spacing w:after="20"/>
+              <w:jc w:val="center"/>
+            </w:pPr>
+            <w:r>
+              <w:rPr>
+                <w:rFonts w:ascii="Arial" w:hAnsi="Arial" w:eastAsia="Arial"/>
+                <w:b/>
+                <w:i w:val="0"/>
+                <w:sz w:val="26"/>
+              </w:rPr>
+              <w:t>A</w:t>
+            </w:r>
+          </w:p>
+        </w:tc>
+        <w:tc>
+          <w:tcPr>
+            <w:tcW w:type="dxa" w:w="488"/>
+            <w:tcBorders>
+              <w:top w:val="single" w:sz="4" w:color="9FB3C8"/>
+              <w:left w:val="single" w:sz="4" w:color="9FB3C8"/>
+              <w:bottom w:val="single" w:sz="4" w:color="9FB3C8"/>
+              <w:right w:val="single" w:sz="4" w:color="9FB3C8"/>
+            </w:tcBorders>
+          </w:tcPr>
+          <w:p>
+            <w:pPr>
+              <w:spacing w:after="20"/>
+              <w:jc w:val="center"/>
+            </w:pPr>
+            <w:r>
+              <w:rPr>
+                <w:rFonts w:ascii="Arial" w:hAnsi="Arial" w:eastAsia="Arial"/>
+                <w:b/>
+                <w:i w:val="0"/>
+                <w:sz w:val="26"/>
+              </w:rPr>
+              <w:t>M</w:t>
+            </w:r>
+          </w:p>
+        </w:tc>
+        <w:tc>
+          <w:tcPr>
+            <w:tcW w:type="dxa" w:w="488"/>
+            <w:tcBorders>
+              <w:top w:val="single" w:sz="4" w:color="9FB3C8"/>
+              <w:left w:val="single" w:sz="4" w:color="9FB3C8"/>
+              <w:bottom w:val="single" w:sz="4" w:color="9FB3C8"/>
+              <w:right w:val="single" w:sz="4" w:color="9FB3C8"/>
+            </w:tcBorders>
+          </w:tcPr>
+          <w:p>
+            <w:pPr>
+              <w:spacing w:after="20"/>
+              <w:jc w:val="center"/>
+            </w:pPr>
+            <w:r>
+              <w:rPr>
+                <w:rFonts w:ascii="Arial" w:hAnsi="Arial" w:eastAsia="Arial"/>
+                <w:b/>
+                <w:i w:val="0"/>
+                <w:sz w:val="26"/>
+              </w:rPr>
+              <w:t>C</w:t>
+            </w:r>
+          </w:p>
+        </w:tc>
+        <w:tc>
+          <w:tcPr>
+            <w:tcW w:type="dxa" w:w="488"/>
+            <w:tcBorders>
+              <w:top w:val="single" w:sz="4" w:color="9FB3C8"/>
+              <w:left w:val="single" w:sz="4" w:color="9FB3C8"/>
+              <w:bottom w:val="single" w:sz="4" w:color="9FB3C8"/>
+              <w:right w:val="single" w:sz="4" w:color="9FB3C8"/>
+            </w:tcBorders>
+          </w:tcPr>
+          <w:p>
+            <w:pPr>
+              <w:spacing w:after="20"/>
+              <w:jc w:val="center"/>
+            </w:pPr>
+            <w:r>
+              <w:rPr>
+                <w:rFonts w:ascii="Arial" w:hAnsi="Arial" w:eastAsia="Arial"/>
+                <w:b/>
+                <w:i w:val="0"/>
+                <w:sz w:val="26"/>
+              </w:rPr>
+              <w:t>M</w:t>
+            </w:r>
+          </w:p>
+        </w:tc>
+        <w:tc>
+          <w:tcPr>
+            <w:tcW w:type="dxa" w:w="488"/>
+            <w:tcBorders>
+              <w:top w:val="single" w:sz="4" w:color="9FB3C8"/>
+              <w:left w:val="single" w:sz="4" w:color="9FB3C8"/>
+              <w:bottom w:val="single" w:sz="4" w:color="9FB3C8"/>
+              <w:right w:val="single" w:sz="4" w:color="9FB3C8"/>
+            </w:tcBorders>
+          </w:tcPr>
+          <w:p>
+            <w:pPr>
+              <w:spacing w:after="20"/>
+              <w:jc w:val="center"/>
+            </w:pPr>
+            <w:r>
+              <w:rPr>
+                <w:rFonts w:ascii="Arial" w:hAnsi="Arial" w:eastAsia="Arial"/>
+                <w:b/>
+                <w:i w:val="0"/>
+                <w:sz w:val="26"/>
+              </w:rPr>
+              <w:t>I</w:t>
+            </w:r>
+          </w:p>
+        </w:tc>
+        <w:tc>
+          <w:tcPr>
+            <w:tcW w:type="dxa" w:w="488"/>
+            <w:tcBorders>
+              <w:top w:val="single" w:sz="4" w:color="9FB3C8"/>
+              <w:left w:val="single" w:sz="4" w:color="9FB3C8"/>
+              <w:bottom w:val="single" w:sz="4" w:color="9FB3C8"/>
+              <w:right w:val="single" w:sz="4" w:color="9FB3C8"/>
+            </w:tcBorders>
+          </w:tcPr>
+          <w:p>
+            <w:pPr>
+              <w:spacing w:after="20"/>
+              <w:jc w:val="center"/>
+            </w:pPr>
+            <w:r>
+              <w:rPr>
+                <w:rFonts w:ascii="Arial" w:hAnsi="Arial" w:eastAsia="Arial"/>
+                <w:b/>
+                <w:i w:val="0"/>
+                <w:sz w:val="26"/>
+              </w:rPr>
+              <w:t>C</w:t>
+            </w:r>
+          </w:p>
+        </w:tc>
+      </w:tr>
+      <w:tr>
+        <w:trPr>
+          <w:trHeight w:val="488"/>
+        </w:trPr>
+        <w:tc>
+          <w:tcPr>
+            <w:tcW w:type="dxa" w:w="488"/>
+            <w:tcBorders>
+              <w:top w:val="single" w:sz="4" w:color="9FB3C8"/>
+              <w:left w:val="single" w:sz="4" w:color="9FB3C8"/>
+              <w:bottom w:val="single" w:sz="4" w:color="9FB3C8"/>
+              <w:right w:val="single" w:sz="4" w:color="9FB3C8"/>
+            </w:tcBorders>
+          </w:tcPr>
+          <w:p>
+            <w:pPr>
+              <w:spacing w:after="20"/>
+              <w:jc w:val="center"/>
+            </w:pPr>
+            <w:r>
+              <w:rPr>
+                <w:rFonts w:ascii="Arial" w:hAnsi="Arial" w:eastAsia="Arial"/>
+                <w:b/>
+                <w:i w:val="0"/>
+                <w:sz w:val="26"/>
+              </w:rPr>
+              <w:t>B</w:t>
+            </w:r>
+          </w:p>
+        </w:tc>
+        <w:tc>
+          <w:tcPr>
+            <w:tcW w:type="dxa" w:w="488"/>
+            <w:tcBorders>
+              <w:top w:val="single" w:sz="4" w:color="9FB3C8"/>
+              <w:left w:val="single" w:sz="4" w:color="9FB3C8"/>
+              <w:bottom w:val="single" w:sz="4" w:color="9FB3C8"/>
+              <w:right w:val="single" w:sz="4" w:color="9FB3C8"/>
+            </w:tcBorders>
+          </w:tcPr>
+          <w:p>
+            <w:pPr>
+              <w:spacing w:after="20"/>
+              <w:jc w:val="center"/>
+            </w:pPr>
+            <w:r>
+              <w:rPr>
+                <w:rFonts w:ascii="Arial" w:hAnsi="Arial" w:eastAsia="Arial"/>
+                <w:b/>
+                <w:i w:val="0"/>
+                <w:sz w:val="26"/>
+              </w:rPr>
+              <w:t>P</w:t>
+            </w:r>
+          </w:p>
+        </w:tc>
+        <w:tc>
+          <w:tcPr>
+            <w:tcW w:type="dxa" w:w="488"/>
+            <w:tcBorders>
+              <w:top w:val="single" w:sz="4" w:color="9FB3C8"/>
+              <w:left w:val="single" w:sz="4" w:color="9FB3C8"/>
+              <w:bottom w:val="single" w:sz="4" w:color="9FB3C8"/>
+              <w:right w:val="single" w:sz="4" w:color="9FB3C8"/>
+            </w:tcBorders>
+          </w:tcPr>
+          <w:p>
+            <w:pPr>
+              <w:spacing w:after="20"/>
+              <w:jc w:val="center"/>
+            </w:pPr>
+            <w:r>
+              <w:rPr>
+                <w:rFonts w:ascii="Arial" w:hAnsi="Arial" w:eastAsia="Arial"/>
+                <w:b/>
+                <w:i w:val="0"/>
+                <w:sz w:val="26"/>
+              </w:rPr>
+              <w:t>N</w:t>
+            </w:r>
+          </w:p>
+        </w:tc>
+        <w:tc>
+          <w:tcPr>
+            <w:tcW w:type="dxa" w:w="488"/>
+            <w:tcBorders>
+              <w:top w:val="single" w:sz="4" w:color="9FB3C8"/>
+              <w:left w:val="single" w:sz="4" w:color="9FB3C8"/>
+              <w:bottom w:val="single" w:sz="4" w:color="9FB3C8"/>
+              <w:right w:val="single" w:sz="4" w:color="9FB3C8"/>
+            </w:tcBorders>
+          </w:tcPr>
+          <w:p>
+            <w:pPr>
+              <w:spacing w:after="20"/>
+              <w:jc w:val="center"/>
+            </w:pPr>
+            <w:r>
+              <w:rPr>
+                <w:rFonts w:ascii="Arial" w:hAnsi="Arial" w:eastAsia="Arial"/>
+                <w:b/>
+                <w:i w:val="0"/>
+                <w:sz w:val="26"/>
+              </w:rPr>
+              <w:t>K</w:t>
+            </w:r>
+          </w:p>
+        </w:tc>
+        <w:tc>
+          <w:tcPr>
+            <w:tcW w:type="dxa" w:w="488"/>
+            <w:tcBorders>
+              <w:top w:val="single" w:sz="4" w:color="9FB3C8"/>
+              <w:left w:val="single" w:sz="4" w:color="9FB3C8"/>
+              <w:bottom w:val="single" w:sz="4" w:color="9FB3C8"/>
+              <w:right w:val="single" w:sz="4" w:color="9FB3C8"/>
+            </w:tcBorders>
+          </w:tcPr>
+          <w:p>
+            <w:pPr>
+              <w:spacing w:after="20"/>
+              <w:jc w:val="center"/>
+            </w:pPr>
+            <w:r>
+              <w:rPr>
+                <w:rFonts w:ascii="Arial" w:hAnsi="Arial" w:eastAsia="Arial"/>
+                <w:b/>
+                <w:i w:val="0"/>
+                <w:sz w:val="26"/>
+              </w:rPr>
+              <w:t>V</w:t>
+            </w:r>
+          </w:p>
+        </w:tc>
+        <w:tc>
+          <w:tcPr>
+            <w:tcW w:type="dxa" w:w="488"/>
+            <w:tcBorders>
+              <w:top w:val="single" w:sz="4" w:color="9FB3C8"/>
+              <w:left w:val="single" w:sz="4" w:color="9FB3C8"/>
+              <w:bottom w:val="single" w:sz="4" w:color="9FB3C8"/>
+              <w:right w:val="single" w:sz="4" w:color="9FB3C8"/>
+            </w:tcBorders>
+          </w:tcPr>
+          <w:p>
+            <w:pPr>
+              <w:spacing w:after="20"/>
+              <w:jc w:val="center"/>
+            </w:pPr>
+            <w:r>
+              <w:rPr>
+                <w:rFonts w:ascii="Arial" w:hAnsi="Arial" w:eastAsia="Arial"/>
+                <w:b/>
+                <w:i w:val="0"/>
+                <w:sz w:val="26"/>
+              </w:rPr>
+              <w:t>M</w:t>
+            </w:r>
+          </w:p>
+        </w:tc>
+        <w:tc>
+          <w:tcPr>
+            <w:tcW w:type="dxa" w:w="488"/>
+            <w:tcBorders>
+              <w:top w:val="single" w:sz="4" w:color="9FB3C8"/>
+              <w:left w:val="single" w:sz="4" w:color="9FB3C8"/>
+              <w:bottom w:val="single" w:sz="4" w:color="9FB3C8"/>
+              <w:right w:val="single" w:sz="4" w:color="9FB3C8"/>
+            </w:tcBorders>
+          </w:tcPr>
+          <w:p>
+            <w:pPr>
+              <w:spacing w:after="20"/>
+              <w:jc w:val="center"/>
+            </w:pPr>
+            <w:r>
+              <w:rPr>
+                <w:rFonts w:ascii="Arial" w:hAnsi="Arial" w:eastAsia="Arial"/>
+                <w:b/>
+                <w:i w:val="0"/>
+                <w:sz w:val="26"/>
+              </w:rPr>
+              <w:t>F</w:t>
+            </w:r>
+          </w:p>
+        </w:tc>
+        <w:tc>
+          <w:tcPr>
+            <w:tcW w:type="dxa" w:w="488"/>
+            <w:tcBorders>
+              <w:top w:val="single" w:sz="4" w:color="9FB3C8"/>
+              <w:left w:val="single" w:sz="4" w:color="9FB3C8"/>
+              <w:bottom w:val="single" w:sz="4" w:color="9FB3C8"/>
+              <w:right w:val="single" w:sz="4" w:color="9FB3C8"/>
+            </w:tcBorders>
+          </w:tcPr>
+          <w:p>
+            <w:pPr>
+              <w:spacing w:after="20"/>
+              <w:jc w:val="center"/>
+            </w:pPr>
+            <w:r>
+              <w:rPr>
+                <w:rFonts w:ascii="Arial" w:hAnsi="Arial" w:eastAsia="Arial"/>
+                <w:b/>
+                <w:i w:val="0"/>
+                <w:sz w:val="26"/>
+              </w:rPr>
+              <w:t>N</w:t>
+            </w:r>
+          </w:p>
+        </w:tc>
+        <w:tc>
+          <w:tcPr>
+            <w:tcW w:type="dxa" w:w="488"/>
+            <w:tcBorders>
+              <w:top w:val="single" w:sz="4" w:color="9FB3C8"/>
+              <w:left w:val="single" w:sz="4" w:color="9FB3C8"/>
+              <w:bottom w:val="single" w:sz="4" w:color="9FB3C8"/>
+              <w:right w:val="single" w:sz="4" w:color="9FB3C8"/>
+            </w:tcBorders>
+          </w:tcPr>
+          <w:p>
+            <w:pPr>
+              <w:spacing w:after="20"/>
+              <w:jc w:val="center"/>
+            </w:pPr>
+            <w:r>
+              <w:rPr>
+                <w:rFonts w:ascii="Arial" w:hAnsi="Arial" w:eastAsia="Arial"/>
+                <w:b/>
+                <w:i w:val="0"/>
+                <w:sz w:val="26"/>
+              </w:rPr>
+              <w:t>L</w:t>
             </w:r>
           </w:p>
         </w:tc>
@@ -2919,7 +3497,381 @@
                 <w:i w:val="0"/>
                 <w:sz w:val="26"/>
               </w:rPr>
-              <w:t>L</w:t>
+              <w:t>R</w:t>
+            </w:r>
+          </w:p>
+        </w:tc>
+        <w:tc>
+          <w:tcPr>
+            <w:tcW w:type="dxa" w:w="488"/>
+            <w:tcBorders>
+              <w:top w:val="single" w:sz="4" w:color="9FB3C8"/>
+              <w:left w:val="single" w:sz="4" w:color="9FB3C8"/>
+              <w:bottom w:val="single" w:sz="4" w:color="9FB3C8"/>
+              <w:right w:val="single" w:sz="4" w:color="9FB3C8"/>
+            </w:tcBorders>
+          </w:tcPr>
+          <w:p>
+            <w:pPr>
+              <w:spacing w:after="20"/>
+              <w:jc w:val="center"/>
+            </w:pPr>
+            <w:r>
+              <w:rPr>
+                <w:rFonts w:ascii="Arial" w:hAnsi="Arial" w:eastAsia="Arial"/>
+                <w:b/>
+                <w:i w:val="0"/>
+                <w:sz w:val="26"/>
+              </w:rPr>
+              <w:t>I</w:t>
+            </w:r>
+          </w:p>
+        </w:tc>
+      </w:tr>
+      <w:tr>
+        <w:trPr>
+          <w:trHeight w:val="488"/>
+        </w:trPr>
+        <w:tc>
+          <w:tcPr>
+            <w:tcW w:type="dxa" w:w="488"/>
+            <w:tcBorders>
+              <w:top w:val="single" w:sz="4" w:color="9FB3C8"/>
+              <w:left w:val="single" w:sz="4" w:color="9FB3C8"/>
+              <w:bottom w:val="single" w:sz="4" w:color="9FB3C8"/>
+              <w:right w:val="single" w:sz="4" w:color="9FB3C8"/>
+            </w:tcBorders>
+          </w:tcPr>
+          <w:p>
+            <w:pPr>
+              <w:spacing w:after="20"/>
+              <w:jc w:val="center"/>
+            </w:pPr>
+            <w:r>
+              <w:rPr>
+                <w:rFonts w:ascii="Arial" w:hAnsi="Arial" w:eastAsia="Arial"/>
+                <w:b/>
+                <w:i w:val="0"/>
+                <w:sz w:val="26"/>
+              </w:rPr>
+              <w:t>R</w:t>
+            </w:r>
+          </w:p>
+        </w:tc>
+        <w:tc>
+          <w:tcPr>
+            <w:tcW w:type="dxa" w:w="488"/>
+            <w:tcBorders>
+              <w:top w:val="single" w:sz="4" w:color="9FB3C8"/>
+              <w:left w:val="single" w:sz="4" w:color="9FB3C8"/>
+              <w:bottom w:val="single" w:sz="4" w:color="9FB3C8"/>
+              <w:right w:val="single" w:sz="4" w:color="9FB3C8"/>
+            </w:tcBorders>
+          </w:tcPr>
+          <w:p>
+            <w:pPr>
+              <w:spacing w:after="20"/>
+              <w:jc w:val="center"/>
+            </w:pPr>
+            <w:r>
+              <w:rPr>
+                <w:rFonts w:ascii="Arial" w:hAnsi="Arial" w:eastAsia="Arial"/>
+                <w:b/>
+                <w:i w:val="0"/>
+                <w:sz w:val="26"/>
+              </w:rPr>
+              <w:t>V</w:t>
+            </w:r>
+          </w:p>
+        </w:tc>
+        <w:tc>
+          <w:tcPr>
+            <w:tcW w:type="dxa" w:w="488"/>
+            <w:tcBorders>
+              <w:top w:val="single" w:sz="4" w:color="9FB3C8"/>
+              <w:left w:val="single" w:sz="4" w:color="9FB3C8"/>
+              <w:bottom w:val="single" w:sz="4" w:color="9FB3C8"/>
+              <w:right w:val="single" w:sz="4" w:color="9FB3C8"/>
+            </w:tcBorders>
+          </w:tcPr>
+          <w:p>
+            <w:pPr>
+              <w:spacing w:after="20"/>
+              <w:jc w:val="center"/>
+            </w:pPr>
+            <w:r>
+              <w:rPr>
+                <w:rFonts w:ascii="Arial" w:hAnsi="Arial" w:eastAsia="Arial"/>
+                <w:b/>
+                <w:i w:val="0"/>
+                <w:sz w:val="26"/>
+              </w:rPr>
+              <w:t>V</w:t>
+            </w:r>
+          </w:p>
+        </w:tc>
+        <w:tc>
+          <w:tcPr>
+            <w:tcW w:type="dxa" w:w="488"/>
+            <w:tcBorders>
+              <w:top w:val="single" w:sz="4" w:color="9FB3C8"/>
+              <w:left w:val="single" w:sz="4" w:color="9FB3C8"/>
+              <w:bottom w:val="single" w:sz="4" w:color="9FB3C8"/>
+              <w:right w:val="single" w:sz="4" w:color="9FB3C8"/>
+            </w:tcBorders>
+          </w:tcPr>
+          <w:p>
+            <w:pPr>
+              <w:spacing w:after="20"/>
+              <w:jc w:val="center"/>
+            </w:pPr>
+            <w:r>
+              <w:rPr>
+                <w:rFonts w:ascii="Arial" w:hAnsi="Arial" w:eastAsia="Arial"/>
+                <w:b/>
+                <w:i w:val="0"/>
+                <w:sz w:val="26"/>
+              </w:rPr>
+              <w:t>S</w:t>
+            </w:r>
+          </w:p>
+        </w:tc>
+        <w:tc>
+          <w:tcPr>
+            <w:tcW w:type="dxa" w:w="488"/>
+            <w:tcBorders>
+              <w:top w:val="single" w:sz="4" w:color="9FB3C8"/>
+              <w:left w:val="single" w:sz="4" w:color="9FB3C8"/>
+              <w:bottom w:val="single" w:sz="4" w:color="9FB3C8"/>
+              <w:right w:val="single" w:sz="4" w:color="9FB3C8"/>
+            </w:tcBorders>
+          </w:tcPr>
+          <w:p>
+            <w:pPr>
+              <w:spacing w:after="20"/>
+              <w:jc w:val="center"/>
+            </w:pPr>
+            <w:r>
+              <w:rPr>
+                <w:rFonts w:ascii="Arial" w:hAnsi="Arial" w:eastAsia="Arial"/>
+                <w:b/>
+                <w:i w:val="0"/>
+                <w:sz w:val="26"/>
+              </w:rPr>
+              <w:t>M</w:t>
+            </w:r>
+          </w:p>
+        </w:tc>
+        <w:tc>
+          <w:tcPr>
+            <w:tcW w:type="dxa" w:w="488"/>
+            <w:tcBorders>
+              <w:top w:val="single" w:sz="4" w:color="9FB3C8"/>
+              <w:left w:val="single" w:sz="4" w:color="9FB3C8"/>
+              <w:bottom w:val="single" w:sz="4" w:color="9FB3C8"/>
+              <w:right w:val="single" w:sz="4" w:color="9FB3C8"/>
+            </w:tcBorders>
+          </w:tcPr>
+          <w:p>
+            <w:pPr>
+              <w:spacing w:after="20"/>
+              <w:jc w:val="center"/>
+            </w:pPr>
+            <w:r>
+              <w:rPr>
+                <w:rFonts w:ascii="Arial" w:hAnsi="Arial" w:eastAsia="Arial"/>
+                <w:b/>
+                <w:i w:val="0"/>
+                <w:sz w:val="26"/>
+              </w:rPr>
+              <w:t>U</w:t>
+            </w:r>
+          </w:p>
+        </w:tc>
+        <w:tc>
+          <w:tcPr>
+            <w:tcW w:type="dxa" w:w="488"/>
+            <w:tcBorders>
+              <w:top w:val="single" w:sz="4" w:color="9FB3C8"/>
+              <w:left w:val="single" w:sz="4" w:color="9FB3C8"/>
+              <w:bottom w:val="single" w:sz="4" w:color="9FB3C8"/>
+              <w:right w:val="single" w:sz="4" w:color="9FB3C8"/>
+            </w:tcBorders>
+          </w:tcPr>
+          <w:p>
+            <w:pPr>
+              <w:spacing w:after="20"/>
+              <w:jc w:val="center"/>
+            </w:pPr>
+            <w:r>
+              <w:rPr>
+                <w:rFonts w:ascii="Arial" w:hAnsi="Arial" w:eastAsia="Arial"/>
+                <w:b/>
+                <w:i w:val="0"/>
+                <w:sz w:val="26"/>
+              </w:rPr>
+              <w:t>E</w:t>
+            </w:r>
+          </w:p>
+        </w:tc>
+        <w:tc>
+          <w:tcPr>
+            <w:tcW w:type="dxa" w:w="488"/>
+            <w:tcBorders>
+              <w:top w:val="single" w:sz="4" w:color="9FB3C8"/>
+              <w:left w:val="single" w:sz="4" w:color="9FB3C8"/>
+              <w:bottom w:val="single" w:sz="4" w:color="9FB3C8"/>
+              <w:right w:val="single" w:sz="4" w:color="9FB3C8"/>
+            </w:tcBorders>
+          </w:tcPr>
+          <w:p>
+            <w:pPr>
+              <w:spacing w:after="20"/>
+              <w:jc w:val="center"/>
+            </w:pPr>
+            <w:r>
+              <w:rPr>
+                <w:rFonts w:ascii="Arial" w:hAnsi="Arial" w:eastAsia="Arial"/>
+                <w:b/>
+                <w:i w:val="0"/>
+                <w:sz w:val="26"/>
+              </w:rPr>
+              <w:t>E</w:t>
+            </w:r>
+          </w:p>
+        </w:tc>
+        <w:tc>
+          <w:tcPr>
+            <w:tcW w:type="dxa" w:w="488"/>
+            <w:tcBorders>
+              <w:top w:val="single" w:sz="4" w:color="9FB3C8"/>
+              <w:left w:val="single" w:sz="4" w:color="9FB3C8"/>
+              <w:bottom w:val="single" w:sz="4" w:color="9FB3C8"/>
+              <w:right w:val="single" w:sz="4" w:color="9FB3C8"/>
+            </w:tcBorders>
+          </w:tcPr>
+          <w:p>
+            <w:pPr>
+              <w:spacing w:after="20"/>
+              <w:jc w:val="center"/>
+            </w:pPr>
+            <w:r>
+              <w:rPr>
+                <w:rFonts w:ascii="Arial" w:hAnsi="Arial" w:eastAsia="Arial"/>
+                <w:b/>
+                <w:i w:val="0"/>
+                <w:sz w:val="26"/>
+              </w:rPr>
+              <w:t>A</w:t>
+            </w:r>
+          </w:p>
+        </w:tc>
+        <w:tc>
+          <w:tcPr>
+            <w:tcW w:type="dxa" w:w="488"/>
+            <w:tcBorders>
+              <w:top w:val="single" w:sz="4" w:color="9FB3C8"/>
+              <w:left w:val="single" w:sz="4" w:color="9FB3C8"/>
+              <w:bottom w:val="single" w:sz="4" w:color="9FB3C8"/>
+              <w:right w:val="single" w:sz="4" w:color="9FB3C8"/>
+            </w:tcBorders>
+          </w:tcPr>
+          <w:p>
+            <w:pPr>
+              <w:spacing w:after="20"/>
+              <w:jc w:val="center"/>
+            </w:pPr>
+            <w:r>
+              <w:rPr>
+                <w:rFonts w:ascii="Arial" w:hAnsi="Arial" w:eastAsia="Arial"/>
+                <w:b/>
+                <w:i w:val="0"/>
+                <w:sz w:val="26"/>
+              </w:rPr>
+              <w:t>P</w:t>
+            </w:r>
+          </w:p>
+        </w:tc>
+        <w:tc>
+          <w:tcPr>
+            <w:tcW w:type="dxa" w:w="488"/>
+            <w:tcBorders>
+              <w:top w:val="single" w:sz="4" w:color="9FB3C8"/>
+              <w:left w:val="single" w:sz="4" w:color="9FB3C8"/>
+              <w:bottom w:val="single" w:sz="4" w:color="9FB3C8"/>
+              <w:right w:val="single" w:sz="4" w:color="9FB3C8"/>
+            </w:tcBorders>
+          </w:tcPr>
+          <w:p>
+            <w:pPr>
+              <w:spacing w:after="20"/>
+              <w:jc w:val="center"/>
+            </w:pPr>
+            <w:r>
+              <w:rPr>
+                <w:rFonts w:ascii="Arial" w:hAnsi="Arial" w:eastAsia="Arial"/>
+                <w:b/>
+                <w:i w:val="0"/>
+                <w:sz w:val="26"/>
+              </w:rPr>
+              <w:t>E</w:t>
+            </w:r>
+          </w:p>
+        </w:tc>
+        <w:tc>
+          <w:tcPr>
+            <w:tcW w:type="dxa" w:w="488"/>
+            <w:tcBorders>
+              <w:top w:val="single" w:sz="4" w:color="9FB3C8"/>
+              <w:left w:val="single" w:sz="4" w:color="9FB3C8"/>
+              <w:bottom w:val="single" w:sz="4" w:color="9FB3C8"/>
+              <w:right w:val="single" w:sz="4" w:color="9FB3C8"/>
+            </w:tcBorders>
+          </w:tcPr>
+          <w:p>
+            <w:pPr>
+              <w:spacing w:after="20"/>
+              <w:jc w:val="center"/>
+            </w:pPr>
+            <w:r>
+              <w:rPr>
+                <w:rFonts w:ascii="Arial" w:hAnsi="Arial" w:eastAsia="Arial"/>
+                <w:b/>
+                <w:i w:val="0"/>
+                <w:sz w:val="26"/>
+              </w:rPr>
+              <w:t>E</w:t>
+            </w:r>
+          </w:p>
+        </w:tc>
+      </w:tr>
+      <w:tr>
+        <w:trPr>
+          <w:trHeight w:val="488"/>
+        </w:trPr>
+        <w:tc>
+          <w:tcPr>
+            <w:tcW w:type="dxa" w:w="488"/>
+            <w:tcBorders>
+              <w:top w:val="single" w:sz="4" w:color="9FB3C8"/>
+              <w:left w:val="single" w:sz="4" w:color="9FB3C8"/>
+              <w:bottom w:val="single" w:sz="4" w:color="9FB3C8"/>
+              <w:right w:val="single" w:sz="4" w:color="9FB3C8"/>
+            </w:tcBorders>
+          </w:tcPr>
+          <w:p>
+            <w:pPr>
+              <w:spacing w:after="20"/>
+              <w:jc w:val="center"/>
+            </w:pPr>
+            <w:r>
+              <w:rPr>
+                <w:rFonts w:ascii="Arial" w:hAnsi="Arial" w:eastAsia="Arial"/>
+                <w:b/>
+                <w:i w:val="0"/>
+                <w:sz w:val="26"/>
+              </w:rPr>
+              <w:t>A</w:t>
             </w:r>
           </w:p>
         </w:tc>
@@ -2971,7 +3923,111 @@
                 <w:i w:val="0"/>
                 <w:sz w:val="26"/>
               </w:rPr>
-              <w:t>D</w:t>
+              <w:t>W</w:t>
+            </w:r>
+          </w:p>
+        </w:tc>
+        <w:tc>
+          <w:tcPr>
+            <w:tcW w:type="dxa" w:w="488"/>
+            <w:tcBorders>
+              <w:top w:val="single" w:sz="4" w:color="9FB3C8"/>
+              <w:left w:val="single" w:sz="4" w:color="9FB3C8"/>
+              <w:bottom w:val="single" w:sz="4" w:color="9FB3C8"/>
+              <w:right w:val="single" w:sz="4" w:color="9FB3C8"/>
+            </w:tcBorders>
+          </w:tcPr>
+          <w:p>
+            <w:pPr>
+              <w:spacing w:after="20"/>
+              <w:jc w:val="center"/>
+            </w:pPr>
+            <w:r>
+              <w:rPr>
+                <w:rFonts w:ascii="Arial" w:hAnsi="Arial" w:eastAsia="Arial"/>
+                <w:b/>
+                <w:i w:val="0"/>
+                <w:sz w:val="26"/>
+              </w:rPr>
+              <w:t>C</w:t>
+            </w:r>
+          </w:p>
+        </w:tc>
+        <w:tc>
+          <w:tcPr>
+            <w:tcW w:type="dxa" w:w="488"/>
+            <w:tcBorders>
+              <w:top w:val="single" w:sz="4" w:color="9FB3C8"/>
+              <w:left w:val="single" w:sz="4" w:color="9FB3C8"/>
+              <w:bottom w:val="single" w:sz="4" w:color="9FB3C8"/>
+              <w:right w:val="single" w:sz="4" w:color="9FB3C8"/>
+            </w:tcBorders>
+          </w:tcPr>
+          <w:p>
+            <w:pPr>
+              <w:spacing w:after="20"/>
+              <w:jc w:val="center"/>
+            </w:pPr>
+            <w:r>
+              <w:rPr>
+                <w:rFonts w:ascii="Arial" w:hAnsi="Arial" w:eastAsia="Arial"/>
+                <w:b/>
+                <w:i w:val="0"/>
+                <w:sz w:val="26"/>
+              </w:rPr>
+              <w:t>L</w:t>
+            </w:r>
+          </w:p>
+        </w:tc>
+        <w:tc>
+          <w:tcPr>
+            <w:tcW w:type="dxa" w:w="488"/>
+            <w:tcBorders>
+              <w:top w:val="single" w:sz="4" w:color="9FB3C8"/>
+              <w:left w:val="single" w:sz="4" w:color="9FB3C8"/>
+              <w:bottom w:val="single" w:sz="4" w:color="9FB3C8"/>
+              <w:right w:val="single" w:sz="4" w:color="9FB3C8"/>
+            </w:tcBorders>
+          </w:tcPr>
+          <w:p>
+            <w:pPr>
+              <w:spacing w:after="20"/>
+              <w:jc w:val="center"/>
+            </w:pPr>
+            <w:r>
+              <w:rPr>
+                <w:rFonts w:ascii="Arial" w:hAnsi="Arial" w:eastAsia="Arial"/>
+                <w:b/>
+                <w:i w:val="0"/>
+                <w:sz w:val="26"/>
+              </w:rPr>
+              <w:t>S</w:t>
+            </w:r>
+          </w:p>
+        </w:tc>
+        <w:tc>
+          <w:tcPr>
+            <w:tcW w:type="dxa" w:w="488"/>
+            <w:tcBorders>
+              <w:top w:val="single" w:sz="4" w:color="9FB3C8"/>
+              <w:left w:val="single" w:sz="4" w:color="9FB3C8"/>
+              <w:bottom w:val="single" w:sz="4" w:color="9FB3C8"/>
+              <w:right w:val="single" w:sz="4" w:color="9FB3C8"/>
+            </w:tcBorders>
+          </w:tcPr>
+          <w:p>
+            <w:pPr>
+              <w:spacing w:after="20"/>
+              <w:jc w:val="center"/>
+            </w:pPr>
+            <w:r>
+              <w:rPr>
+                <w:rFonts w:ascii="Arial" w:hAnsi="Arial" w:eastAsia="Arial"/>
+                <w:b/>
+                <w:i w:val="0"/>
+                <w:sz w:val="26"/>
+              </w:rPr>
+              <w:t>T</w:t>
             </w:r>
           </w:p>
         </w:tc>
@@ -3049,7 +4105,116 @@
                 <w:i w:val="0"/>
                 <w:sz w:val="26"/>
               </w:rPr>
-              <w:t>I</w:t>
+              <w:t>O</w:t>
+            </w:r>
+          </w:p>
+        </w:tc>
+        <w:tc>
+          <w:tcPr>
+            <w:tcW w:type="dxa" w:w="488"/>
+            <w:tcBorders>
+              <w:top w:val="single" w:sz="4" w:color="9FB3C8"/>
+              <w:left w:val="single" w:sz="4" w:color="9FB3C8"/>
+              <w:bottom w:val="single" w:sz="4" w:color="9FB3C8"/>
+              <w:right w:val="single" w:sz="4" w:color="9FB3C8"/>
+            </w:tcBorders>
+          </w:tcPr>
+          <w:p>
+            <w:pPr>
+              <w:spacing w:after="20"/>
+              <w:jc w:val="center"/>
+            </w:pPr>
+            <w:r>
+              <w:rPr>
+                <w:rFonts w:ascii="Arial" w:hAnsi="Arial" w:eastAsia="Arial"/>
+                <w:b/>
+                <w:i w:val="0"/>
+                <w:sz w:val="26"/>
+              </w:rPr>
+              <w:t>C</w:t>
+            </w:r>
+          </w:p>
+        </w:tc>
+        <w:tc>
+          <w:tcPr>
+            <w:tcW w:type="dxa" w:w="488"/>
+            <w:tcBorders>
+              <w:top w:val="single" w:sz="4" w:color="9FB3C8"/>
+              <w:left w:val="single" w:sz="4" w:color="9FB3C8"/>
+              <w:bottom w:val="single" w:sz="4" w:color="9FB3C8"/>
+              <w:right w:val="single" w:sz="4" w:color="9FB3C8"/>
+            </w:tcBorders>
+          </w:tcPr>
+          <w:p>
+            <w:pPr>
+              <w:spacing w:after="20"/>
+              <w:jc w:val="center"/>
+            </w:pPr>
+            <w:r>
+              <w:rPr>
+                <w:rFonts w:ascii="Arial" w:hAnsi="Arial" w:eastAsia="Arial"/>
+                <w:b/>
+                <w:i w:val="0"/>
+                <w:sz w:val="26"/>
+              </w:rPr>
+              <w:t>N</w:t>
+            </w:r>
+          </w:p>
+        </w:tc>
+      </w:tr>
+      <w:tr>
+        <w:trPr>
+          <w:trHeight w:val="488"/>
+        </w:trPr>
+        <w:tc>
+          <w:tcPr>
+            <w:tcW w:type="dxa" w:w="488"/>
+            <w:tcBorders>
+              <w:top w:val="single" w:sz="4" w:color="9FB3C8"/>
+              <w:left w:val="single" w:sz="4" w:color="9FB3C8"/>
+              <w:bottom w:val="single" w:sz="4" w:color="9FB3C8"/>
+              <w:right w:val="single" w:sz="4" w:color="9FB3C8"/>
+            </w:tcBorders>
+          </w:tcPr>
+          <w:p>
+            <w:pPr>
+              <w:spacing w:after="20"/>
+              <w:jc w:val="center"/>
+            </w:pPr>
+            <w:r>
+              <w:rPr>
+                <w:rFonts w:ascii="Arial" w:hAnsi="Arial" w:eastAsia="Arial"/>
+                <w:b/>
+                <w:i w:val="0"/>
+                <w:sz w:val="26"/>
+              </w:rPr>
+              <w:t>R</w:t>
+            </w:r>
+          </w:p>
+        </w:tc>
+        <w:tc>
+          <w:tcPr>
+            <w:tcW w:type="dxa" w:w="488"/>
+            <w:tcBorders>
+              <w:top w:val="single" w:sz="4" w:color="9FB3C8"/>
+              <w:left w:val="single" w:sz="4" w:color="9FB3C8"/>
+              <w:bottom w:val="single" w:sz="4" w:color="9FB3C8"/>
+              <w:right w:val="single" w:sz="4" w:color="9FB3C8"/>
+            </w:tcBorders>
+          </w:tcPr>
+          <w:p>
+            <w:pPr>
+              <w:spacing w:after="20"/>
+              <w:jc w:val="center"/>
+            </w:pPr>
+            <w:r>
+              <w:rPr>
+                <w:rFonts w:ascii="Arial" w:hAnsi="Arial" w:eastAsia="Arial"/>
+                <w:b/>
+                <w:i w:val="0"/>
+                <w:sz w:val="26"/>
+              </w:rPr>
+              <w:t>S</w:t>
             </w:r>
           </w:p>
         </w:tc>
@@ -3127,7 +4292,189 @@
                 <w:i w:val="0"/>
                 <w:sz w:val="26"/>
               </w:rPr>
+              <w:t>W</w:t>
+            </w:r>
+          </w:p>
+        </w:tc>
+        <w:tc>
+          <w:tcPr>
+            <w:tcW w:type="dxa" w:w="488"/>
+            <w:tcBorders>
+              <w:top w:val="single" w:sz="4" w:color="9FB3C8"/>
+              <w:left w:val="single" w:sz="4" w:color="9FB3C8"/>
+              <w:bottom w:val="single" w:sz="4" w:color="9FB3C8"/>
+              <w:right w:val="single" w:sz="4" w:color="9FB3C8"/>
+            </w:tcBorders>
+          </w:tcPr>
+          <w:p>
+            <w:pPr>
+              <w:spacing w:after="20"/>
+              <w:jc w:val="center"/>
+            </w:pPr>
+            <w:r>
+              <w:rPr>
+                <w:rFonts w:ascii="Arial" w:hAnsi="Arial" w:eastAsia="Arial"/>
+                <w:b/>
+                <w:i w:val="0"/>
+                <w:sz w:val="26"/>
+              </w:rPr>
+              <w:t>I</w:t>
+            </w:r>
+          </w:p>
+        </w:tc>
+        <w:tc>
+          <w:tcPr>
+            <w:tcW w:type="dxa" w:w="488"/>
+            <w:tcBorders>
+              <w:top w:val="single" w:sz="4" w:color="9FB3C8"/>
+              <w:left w:val="single" w:sz="4" w:color="9FB3C8"/>
+              <w:bottom w:val="single" w:sz="4" w:color="9FB3C8"/>
+              <w:right w:val="single" w:sz="4" w:color="9FB3C8"/>
+            </w:tcBorders>
+          </w:tcPr>
+          <w:p>
+            <w:pPr>
+              <w:spacing w:after="20"/>
+              <w:jc w:val="center"/>
+            </w:pPr>
+            <w:r>
+              <w:rPr>
+                <w:rFonts w:ascii="Arial" w:hAnsi="Arial" w:eastAsia="Arial"/>
+                <w:b/>
+                <w:i w:val="0"/>
+                <w:sz w:val="26"/>
+              </w:rPr>
+              <w:t>E</w:t>
+            </w:r>
+          </w:p>
+        </w:tc>
+        <w:tc>
+          <w:tcPr>
+            <w:tcW w:type="dxa" w:w="488"/>
+            <w:tcBorders>
+              <w:top w:val="single" w:sz="4" w:color="9FB3C8"/>
+              <w:left w:val="single" w:sz="4" w:color="9FB3C8"/>
+              <w:bottom w:val="single" w:sz="4" w:color="9FB3C8"/>
+              <w:right w:val="single" w:sz="4" w:color="9FB3C8"/>
+            </w:tcBorders>
+          </w:tcPr>
+          <w:p>
+            <w:pPr>
+              <w:spacing w:after="20"/>
+              <w:jc w:val="center"/>
+            </w:pPr>
+            <w:r>
+              <w:rPr>
+                <w:rFonts w:ascii="Arial" w:hAnsi="Arial" w:eastAsia="Arial"/>
+                <w:b/>
+                <w:i w:val="0"/>
+                <w:sz w:val="26"/>
+              </w:rPr>
+              <w:t>E</w:t>
+            </w:r>
+          </w:p>
+        </w:tc>
+        <w:tc>
+          <w:tcPr>
+            <w:tcW w:type="dxa" w:w="488"/>
+            <w:tcBorders>
+              <w:top w:val="single" w:sz="4" w:color="9FB3C8"/>
+              <w:left w:val="single" w:sz="4" w:color="9FB3C8"/>
+              <w:bottom w:val="single" w:sz="4" w:color="9FB3C8"/>
+              <w:right w:val="single" w:sz="4" w:color="9FB3C8"/>
+            </w:tcBorders>
+          </w:tcPr>
+          <w:p>
+            <w:pPr>
+              <w:spacing w:after="20"/>
+              <w:jc w:val="center"/>
+            </w:pPr>
+            <w:r>
+              <w:rPr>
+                <w:rFonts w:ascii="Arial" w:hAnsi="Arial" w:eastAsia="Arial"/>
+                <w:b/>
+                <w:i w:val="0"/>
+                <w:sz w:val="26"/>
+              </w:rPr>
               <w:t>S</w:t>
+            </w:r>
+          </w:p>
+        </w:tc>
+        <w:tc>
+          <w:tcPr>
+            <w:tcW w:type="dxa" w:w="488"/>
+            <w:tcBorders>
+              <w:top w:val="single" w:sz="4" w:color="9FB3C8"/>
+              <w:left w:val="single" w:sz="4" w:color="9FB3C8"/>
+              <w:bottom w:val="single" w:sz="4" w:color="9FB3C8"/>
+              <w:right w:val="single" w:sz="4" w:color="9FB3C8"/>
+            </w:tcBorders>
+          </w:tcPr>
+          <w:p>
+            <w:pPr>
+              <w:spacing w:after="20"/>
+              <w:jc w:val="center"/>
+            </w:pPr>
+            <w:r>
+              <w:rPr>
+                <w:rFonts w:ascii="Arial" w:hAnsi="Arial" w:eastAsia="Arial"/>
+                <w:b/>
+                <w:i w:val="0"/>
+                <w:sz w:val="26"/>
+              </w:rPr>
+              <w:t>T</w:t>
+            </w:r>
+          </w:p>
+        </w:tc>
+        <w:tc>
+          <w:tcPr>
+            <w:tcW w:type="dxa" w:w="488"/>
+            <w:tcBorders>
+              <w:top w:val="single" w:sz="4" w:color="9FB3C8"/>
+              <w:left w:val="single" w:sz="4" w:color="9FB3C8"/>
+              <w:bottom w:val="single" w:sz="4" w:color="9FB3C8"/>
+              <w:right w:val="single" w:sz="4" w:color="9FB3C8"/>
+            </w:tcBorders>
+          </w:tcPr>
+          <w:p>
+            <w:pPr>
+              <w:spacing w:after="20"/>
+              <w:jc w:val="center"/>
+            </w:pPr>
+            <w:r>
+              <w:rPr>
+                <w:rFonts w:ascii="Arial" w:hAnsi="Arial" w:eastAsia="Arial"/>
+                <w:b/>
+                <w:i w:val="0"/>
+                <w:sz w:val="26"/>
+              </w:rPr>
+              <w:t>E</w:t>
+            </w:r>
+          </w:p>
+        </w:tc>
+        <w:tc>
+          <w:tcPr>
+            <w:tcW w:type="dxa" w:w="488"/>
+            <w:tcBorders>
+              <w:top w:val="single" w:sz="4" w:color="9FB3C8"/>
+              <w:left w:val="single" w:sz="4" w:color="9FB3C8"/>
+              <w:bottom w:val="single" w:sz="4" w:color="9FB3C8"/>
+              <w:right w:val="single" w:sz="4" w:color="9FB3C8"/>
+            </w:tcBorders>
+          </w:tcPr>
+          <w:p>
+            <w:pPr>
+              <w:spacing w:after="20"/>
+              <w:jc w:val="center"/>
+            </w:pPr>
+            <w:r>
+              <w:rPr>
+                <w:rFonts w:ascii="Arial" w:hAnsi="Arial" w:eastAsia="Arial"/>
+                <w:b/>
+                <w:i w:val="0"/>
+                <w:sz w:val="26"/>
+              </w:rPr>
+              <w:t>C</w:t>
             </w:r>
           </w:p>
         </w:tc>
@@ -3158,7 +4505,111 @@
                 <w:i w:val="0"/>
                 <w:sz w:val="26"/>
               </w:rPr>
+              <w:t>Y</w:t>
+            </w:r>
+          </w:p>
+        </w:tc>
+        <w:tc>
+          <w:tcPr>
+            <w:tcW w:type="dxa" w:w="488"/>
+            <w:tcBorders>
+              <w:top w:val="single" w:sz="4" w:color="9FB3C8"/>
+              <w:left w:val="single" w:sz="4" w:color="9FB3C8"/>
+              <w:bottom w:val="single" w:sz="4" w:color="9FB3C8"/>
+              <w:right w:val="single" w:sz="4" w:color="9FB3C8"/>
+            </w:tcBorders>
+          </w:tcPr>
+          <w:p>
+            <w:pPr>
+              <w:spacing w:after="20"/>
+              <w:jc w:val="center"/>
+            </w:pPr>
+            <w:r>
+              <w:rPr>
+                <w:rFonts w:ascii="Arial" w:hAnsi="Arial" w:eastAsia="Arial"/>
+                <w:b/>
+                <w:i w:val="0"/>
+                <w:sz w:val="26"/>
+              </w:rPr>
+              <w:t>M</w:t>
+            </w:r>
+          </w:p>
+        </w:tc>
+        <w:tc>
+          <w:tcPr>
+            <w:tcW w:type="dxa" w:w="488"/>
+            <w:tcBorders>
+              <w:top w:val="single" w:sz="4" w:color="9FB3C8"/>
+              <w:left w:val="single" w:sz="4" w:color="9FB3C8"/>
+              <w:bottom w:val="single" w:sz="4" w:color="9FB3C8"/>
+              <w:right w:val="single" w:sz="4" w:color="9FB3C8"/>
+            </w:tcBorders>
+          </w:tcPr>
+          <w:p>
+            <w:pPr>
+              <w:spacing w:after="20"/>
+              <w:jc w:val="center"/>
+            </w:pPr>
+            <w:r>
+              <w:rPr>
+                <w:rFonts w:ascii="Arial" w:hAnsi="Arial" w:eastAsia="Arial"/>
+                <w:b/>
+                <w:i w:val="0"/>
+                <w:sz w:val="26"/>
+              </w:rPr>
+              <w:t>Y</w:t>
+            </w:r>
+          </w:p>
+        </w:tc>
+        <w:tc>
+          <w:tcPr>
+            <w:tcW w:type="dxa" w:w="488"/>
+            <w:tcBorders>
+              <w:top w:val="single" w:sz="4" w:color="9FB3C8"/>
+              <w:left w:val="single" w:sz="4" w:color="9FB3C8"/>
+              <w:bottom w:val="single" w:sz="4" w:color="9FB3C8"/>
+              <w:right w:val="single" w:sz="4" w:color="9FB3C8"/>
+            </w:tcBorders>
+          </w:tcPr>
+          <w:p>
+            <w:pPr>
+              <w:spacing w:after="20"/>
+              <w:jc w:val="center"/>
+            </w:pPr>
+            <w:r>
+              <w:rPr>
+                <w:rFonts w:ascii="Arial" w:hAnsi="Arial" w:eastAsia="Arial"/>
+                <w:b/>
+                <w:i w:val="0"/>
+                <w:sz w:val="26"/>
+              </w:rPr>
               <w:t>S</w:t>
+            </w:r>
+          </w:p>
+        </w:tc>
+        <w:tc>
+          <w:tcPr>
+            <w:tcW w:type="dxa" w:w="488"/>
+            <w:tcBorders>
+              <w:top w:val="single" w:sz="4" w:color="9FB3C8"/>
+              <w:left w:val="single" w:sz="4" w:color="9FB3C8"/>
+              <w:bottom w:val="single" w:sz="4" w:color="9FB3C8"/>
+              <w:right w:val="single" w:sz="4" w:color="9FB3C8"/>
+            </w:tcBorders>
+          </w:tcPr>
+          <w:p>
+            <w:pPr>
+              <w:spacing w:after="20"/>
+              <w:jc w:val="center"/>
+            </w:pPr>
+            <w:r>
+              <w:rPr>
+                <w:rFonts w:ascii="Arial" w:hAnsi="Arial" w:eastAsia="Arial"/>
+                <w:b/>
+                <w:i w:val="0"/>
+                <w:sz w:val="26"/>
+              </w:rPr>
+              <w:t>W</w:t>
             </w:r>
           </w:p>
         </w:tc>
@@ -3210,7 +4661,7 @@
                 <w:i w:val="0"/>
                 <w:sz w:val="26"/>
               </w:rPr>
-              <w:t>A</w:t>
+              <w:t>R</w:t>
             </w:r>
           </w:p>
         </w:tc>
@@ -3236,7 +4687,7 @@
                 <w:i w:val="0"/>
                 <w:sz w:val="26"/>
               </w:rPr>
-              <w:t>F</w:t>
+              <w:t>B</w:t>
             </w:r>
           </w:p>
         </w:tc>
@@ -3262,7 +4713,7 @@
                 <w:i w:val="0"/>
                 <w:sz w:val="26"/>
               </w:rPr>
-              <w:t>G</w:t>
+              <w:t>R</w:t>
             </w:r>
           </w:p>
         </w:tc>
@@ -3288,7 +4739,7 @@
                 <w:i w:val="0"/>
                 <w:sz w:val="26"/>
               </w:rPr>
-              <w:t>Y</w:t>
+              <w:t>I</w:t>
             </w:r>
           </w:p>
         </w:tc>
@@ -3314,7 +4765,64 @@
                 <w:i w:val="0"/>
                 <w:sz w:val="26"/>
               </w:rPr>
-              <w:t>C</w:t>
+              <w:t>P</w:t>
+            </w:r>
+          </w:p>
+        </w:tc>
+        <w:tc>
+          <w:tcPr>
+            <w:tcW w:type="dxa" w:w="488"/>
+            <w:tcBorders>
+              <w:top w:val="single" w:sz="4" w:color="9FB3C8"/>
+              <w:left w:val="single" w:sz="4" w:color="9FB3C8"/>
+              <w:bottom w:val="single" w:sz="4" w:color="9FB3C8"/>
+              <w:right w:val="single" w:sz="4" w:color="9FB3C8"/>
+            </w:tcBorders>
+          </w:tcPr>
+          <w:p>
+            <w:pPr>
+              <w:spacing w:after="20"/>
+              <w:jc w:val="center"/>
+            </w:pPr>
+            <w:r>
+              <w:rPr>
+                <w:rFonts w:ascii="Arial" w:hAnsi="Arial" w:eastAsia="Arial"/>
+                <w:b/>
+                <w:i w:val="0"/>
+                <w:sz w:val="26"/>
+              </w:rPr>
+              <w:t>E</w:t>
+            </w:r>
+          </w:p>
+        </w:tc>
+      </w:tr>
+      <w:tr>
+        <w:trPr>
+          <w:trHeight w:val="488"/>
+        </w:trPr>
+        <w:tc>
+          <w:tcPr>
+            <w:tcW w:type="dxa" w:w="488"/>
+            <w:tcBorders>
+              <w:top w:val="single" w:sz="4" w:color="9FB3C8"/>
+              <w:left w:val="single" w:sz="4" w:color="9FB3C8"/>
+              <w:bottom w:val="single" w:sz="4" w:color="9FB3C8"/>
+              <w:right w:val="single" w:sz="4" w:color="9FB3C8"/>
+            </w:tcBorders>
+          </w:tcPr>
+          <w:p>
+            <w:pPr>
+              <w:spacing w:after="20"/>
+              <w:jc w:val="center"/>
+            </w:pPr>
+            <w:r>
+              <w:rPr>
+                <w:rFonts w:ascii="Arial" w:hAnsi="Arial" w:eastAsia="Arial"/>
+                <w:b/>
+                <w:i w:val="0"/>
+                <w:sz w:val="26"/>
+              </w:rPr>
+              <w:t>O</w:t>
             </w:r>
           </w:p>
         </w:tc>
@@ -3392,7 +4900,59 @@
                 <w:i w:val="0"/>
                 <w:sz w:val="26"/>
               </w:rPr>
-              <w:t>A</w:t>
+              <w:t>L</w:t>
+            </w:r>
+          </w:p>
+        </w:tc>
+        <w:tc>
+          <w:tcPr>
+            <w:tcW w:type="dxa" w:w="488"/>
+            <w:tcBorders>
+              <w:top w:val="single" w:sz="4" w:color="9FB3C8"/>
+              <w:left w:val="single" w:sz="4" w:color="9FB3C8"/>
+              <w:bottom w:val="single" w:sz="4" w:color="9FB3C8"/>
+              <w:right w:val="single" w:sz="4" w:color="9FB3C8"/>
+            </w:tcBorders>
+          </w:tcPr>
+          <w:p>
+            <w:pPr>
+              <w:spacing w:after="20"/>
+              <w:jc w:val="center"/>
+            </w:pPr>
+            <w:r>
+              <w:rPr>
+                <w:rFonts w:ascii="Arial" w:hAnsi="Arial" w:eastAsia="Arial"/>
+                <w:b/>
+                <w:i w:val="0"/>
+                <w:sz w:val="26"/>
+              </w:rPr>
+              <w:t>V</w:t>
+            </w:r>
+          </w:p>
+        </w:tc>
+        <w:tc>
+          <w:tcPr>
+            <w:tcW w:type="dxa" w:w="488"/>
+            <w:tcBorders>
+              <w:top w:val="single" w:sz="4" w:color="9FB3C8"/>
+              <w:left w:val="single" w:sz="4" w:color="9FB3C8"/>
+              <w:bottom w:val="single" w:sz="4" w:color="9FB3C8"/>
+              <w:right w:val="single" w:sz="4" w:color="9FB3C8"/>
+            </w:tcBorders>
+          </w:tcPr>
+          <w:p>
+            <w:pPr>
+              <w:spacing w:after="20"/>
+              <w:jc w:val="center"/>
+            </w:pPr>
+            <w:r>
+              <w:rPr>
+                <w:rFonts w:ascii="Arial" w:hAnsi="Arial" w:eastAsia="Arial"/>
+                <w:b/>
+                <w:i w:val="0"/>
+                <w:sz w:val="26"/>
+              </w:rPr>
+              <w:t>B</w:t>
             </w:r>
           </w:p>
         </w:tc>
@@ -3419,6 +4979,136 @@
                 <w:sz w:val="26"/>
               </w:rPr>
               <w:t>I</w:t>
+            </w:r>
+          </w:p>
+        </w:tc>
+        <w:tc>
+          <w:tcPr>
+            <w:tcW w:type="dxa" w:w="488"/>
+            <w:tcBorders>
+              <w:top w:val="single" w:sz="4" w:color="9FB3C8"/>
+              <w:left w:val="single" w:sz="4" w:color="9FB3C8"/>
+              <w:bottom w:val="single" w:sz="4" w:color="9FB3C8"/>
+              <w:right w:val="single" w:sz="4" w:color="9FB3C8"/>
+            </w:tcBorders>
+          </w:tcPr>
+          <w:p>
+            <w:pPr>
+              <w:spacing w:after="20"/>
+              <w:jc w:val="center"/>
+            </w:pPr>
+            <w:r>
+              <w:rPr>
+                <w:rFonts w:ascii="Arial" w:hAnsi="Arial" w:eastAsia="Arial"/>
+                <w:b/>
+                <w:i w:val="0"/>
+                <w:sz w:val="26"/>
+              </w:rPr>
+              <w:t>S</w:t>
+            </w:r>
+          </w:p>
+        </w:tc>
+        <w:tc>
+          <w:tcPr>
+            <w:tcW w:type="dxa" w:w="488"/>
+            <w:tcBorders>
+              <w:top w:val="single" w:sz="4" w:color="9FB3C8"/>
+              <w:left w:val="single" w:sz="4" w:color="9FB3C8"/>
+              <w:bottom w:val="single" w:sz="4" w:color="9FB3C8"/>
+              <w:right w:val="single" w:sz="4" w:color="9FB3C8"/>
+            </w:tcBorders>
+          </w:tcPr>
+          <w:p>
+            <w:pPr>
+              <w:spacing w:after="20"/>
+              <w:jc w:val="center"/>
+            </w:pPr>
+            <w:r>
+              <w:rPr>
+                <w:rFonts w:ascii="Arial" w:hAnsi="Arial" w:eastAsia="Arial"/>
+                <w:b/>
+                <w:i w:val="0"/>
+                <w:sz w:val="26"/>
+              </w:rPr>
+              <w:t>O</w:t>
+            </w:r>
+          </w:p>
+        </w:tc>
+        <w:tc>
+          <w:tcPr>
+            <w:tcW w:type="dxa" w:w="488"/>
+            <w:tcBorders>
+              <w:top w:val="single" w:sz="4" w:color="9FB3C8"/>
+              <w:left w:val="single" w:sz="4" w:color="9FB3C8"/>
+              <w:bottom w:val="single" w:sz="4" w:color="9FB3C8"/>
+              <w:right w:val="single" w:sz="4" w:color="9FB3C8"/>
+            </w:tcBorders>
+          </w:tcPr>
+          <w:p>
+            <w:pPr>
+              <w:spacing w:after="20"/>
+              <w:jc w:val="center"/>
+            </w:pPr>
+            <w:r>
+              <w:rPr>
+                <w:rFonts w:ascii="Arial" w:hAnsi="Arial" w:eastAsia="Arial"/>
+                <w:b/>
+                <w:i w:val="0"/>
+                <w:sz w:val="26"/>
+              </w:rPr>
+              <w:t>C</w:t>
+            </w:r>
+          </w:p>
+        </w:tc>
+        <w:tc>
+          <w:tcPr>
+            <w:tcW w:type="dxa" w:w="488"/>
+            <w:tcBorders>
+              <w:top w:val="single" w:sz="4" w:color="9FB3C8"/>
+              <w:left w:val="single" w:sz="4" w:color="9FB3C8"/>
+              <w:bottom w:val="single" w:sz="4" w:color="9FB3C8"/>
+              <w:right w:val="single" w:sz="4" w:color="9FB3C8"/>
+            </w:tcBorders>
+          </w:tcPr>
+          <w:p>
+            <w:pPr>
+              <w:spacing w:after="20"/>
+              <w:jc w:val="center"/>
+            </w:pPr>
+            <w:r>
+              <w:rPr>
+                <w:rFonts w:ascii="Arial" w:hAnsi="Arial" w:eastAsia="Arial"/>
+                <w:b/>
+                <w:i w:val="0"/>
+                <w:sz w:val="26"/>
+              </w:rPr>
+              <w:t>T</w:t>
+            </w:r>
+          </w:p>
+        </w:tc>
+        <w:tc>
+          <w:tcPr>
+            <w:tcW w:type="dxa" w:w="488"/>
+            <w:tcBorders>
+              <w:top w:val="single" w:sz="4" w:color="9FB3C8"/>
+              <w:left w:val="single" w:sz="4" w:color="9FB3C8"/>
+              <w:bottom w:val="single" w:sz="4" w:color="9FB3C8"/>
+              <w:right w:val="single" w:sz="4" w:color="9FB3C8"/>
+            </w:tcBorders>
+          </w:tcPr>
+          <w:p>
+            <w:pPr>
+              <w:spacing w:after="20"/>
+              <w:jc w:val="center"/>
+            </w:pPr>
+            <w:r>
+              <w:rPr>
+                <w:rFonts w:ascii="Arial" w:hAnsi="Arial" w:eastAsia="Arial"/>
+                <w:b/>
+                <w:i w:val="0"/>
+                <w:sz w:val="26"/>
+              </w:rPr>
+              <w:t>M</w:t>
             </w:r>
           </w:p>
         </w:tc>
@@ -3449,7 +5139,7 @@
                 <w:i w:val="0"/>
                 <w:sz w:val="26"/>
               </w:rPr>
-              <w:t>U</w:t>
+              <w:t>S</w:t>
             </w:r>
           </w:p>
         </w:tc>
@@ -3501,7 +5191,7 @@
                 <w:i w:val="0"/>
                 <w:sz w:val="26"/>
               </w:rPr>
-              <w:t>Y</w:t>
+              <w:t>D</w:t>
             </w:r>
           </w:p>
         </w:tc>
@@ -3527,7 +5217,85 @@
                 <w:i w:val="0"/>
                 <w:sz w:val="26"/>
               </w:rPr>
-              <w:t>Y</w:t>
+              <w:t>M</w:t>
+            </w:r>
+          </w:p>
+        </w:tc>
+        <w:tc>
+          <w:tcPr>
+            <w:tcW w:type="dxa" w:w="488"/>
+            <w:tcBorders>
+              <w:top w:val="single" w:sz="4" w:color="9FB3C8"/>
+              <w:left w:val="single" w:sz="4" w:color="9FB3C8"/>
+              <w:bottom w:val="single" w:sz="4" w:color="9FB3C8"/>
+              <w:right w:val="single" w:sz="4" w:color="9FB3C8"/>
+            </w:tcBorders>
+          </w:tcPr>
+          <w:p>
+            <w:pPr>
+              <w:spacing w:after="20"/>
+              <w:jc w:val="center"/>
+            </w:pPr>
+            <w:r>
+              <w:rPr>
+                <w:rFonts w:ascii="Arial" w:hAnsi="Arial" w:eastAsia="Arial"/>
+                <w:b/>
+                <w:i w:val="0"/>
+                <w:sz w:val="26"/>
+              </w:rPr>
+              <w:t>R</w:t>
+            </w:r>
+          </w:p>
+        </w:tc>
+        <w:tc>
+          <w:tcPr>
+            <w:tcW w:type="dxa" w:w="488"/>
+            <w:tcBorders>
+              <w:top w:val="single" w:sz="4" w:color="9FB3C8"/>
+              <w:left w:val="single" w:sz="4" w:color="9FB3C8"/>
+              <w:bottom w:val="single" w:sz="4" w:color="9FB3C8"/>
+              <w:right w:val="single" w:sz="4" w:color="9FB3C8"/>
+            </w:tcBorders>
+          </w:tcPr>
+          <w:p>
+            <w:pPr>
+              <w:spacing w:after="20"/>
+              <w:jc w:val="center"/>
+            </w:pPr>
+            <w:r>
+              <w:rPr>
+                <w:rFonts w:ascii="Arial" w:hAnsi="Arial" w:eastAsia="Arial"/>
+                <w:b/>
+                <w:i w:val="0"/>
+                <w:sz w:val="26"/>
+              </w:rPr>
+              <w:t>R</w:t>
+            </w:r>
+          </w:p>
+        </w:tc>
+        <w:tc>
+          <w:tcPr>
+            <w:tcW w:type="dxa" w:w="488"/>
+            <w:tcBorders>
+              <w:top w:val="single" w:sz="4" w:color="9FB3C8"/>
+              <w:left w:val="single" w:sz="4" w:color="9FB3C8"/>
+              <w:bottom w:val="single" w:sz="4" w:color="9FB3C8"/>
+              <w:right w:val="single" w:sz="4" w:color="9FB3C8"/>
+            </w:tcBorders>
+          </w:tcPr>
+          <w:p>
+            <w:pPr>
+              <w:spacing w:after="20"/>
+              <w:jc w:val="center"/>
+            </w:pPr>
+            <w:r>
+              <w:rPr>
+                <w:rFonts w:ascii="Arial" w:hAnsi="Arial" w:eastAsia="Arial"/>
+                <w:b/>
+                <w:i w:val="0"/>
+                <w:sz w:val="26"/>
+              </w:rPr>
+              <w:t>A</w:t>
             </w:r>
           </w:p>
         </w:tc>
@@ -3579,7 +5347,33 @@
                 <w:i w:val="0"/>
                 <w:sz w:val="26"/>
               </w:rPr>
-              <w:t>X</w:t>
+              <w:t>O</w:t>
+            </w:r>
+          </w:p>
+        </w:tc>
+        <w:tc>
+          <w:tcPr>
+            <w:tcW w:type="dxa" w:w="488"/>
+            <w:tcBorders>
+              <w:top w:val="single" w:sz="4" w:color="9FB3C8"/>
+              <w:left w:val="single" w:sz="4" w:color="9FB3C8"/>
+              <w:bottom w:val="single" w:sz="4" w:color="9FB3C8"/>
+              <w:right w:val="single" w:sz="4" w:color="9FB3C8"/>
+            </w:tcBorders>
+          </w:tcPr>
+          <w:p>
+            <w:pPr>
+              <w:spacing w:after="20"/>
+              <w:jc w:val="center"/>
+            </w:pPr>
+            <w:r>
+              <w:rPr>
+                <w:rFonts w:ascii="Arial" w:hAnsi="Arial" w:eastAsia="Arial"/>
+                <w:b/>
+                <w:i w:val="0"/>
+                <w:sz w:val="26"/>
+              </w:rPr>
+              <w:t>B</w:t>
             </w:r>
           </w:p>
         </w:tc>
@@ -3631,85 +5425,7 @@
                 <w:i w:val="0"/>
                 <w:sz w:val="26"/>
               </w:rPr>
-              <w:t>I</w:t>
-            </w:r>
-          </w:p>
-        </w:tc>
-        <w:tc>
-          <w:tcPr>
-            <w:tcW w:type="dxa" w:w="488"/>
-            <w:tcBorders>
-              <w:top w:val="single" w:sz="4" w:color="9FB3C8"/>
-              <w:left w:val="single" w:sz="4" w:color="9FB3C8"/>
-              <w:bottom w:val="single" w:sz="4" w:color="9FB3C8"/>
-              <w:right w:val="single" w:sz="4" w:color="9FB3C8"/>
-            </w:tcBorders>
-          </w:tcPr>
-          <w:p>
-            <w:pPr>
-              <w:spacing w:after="20"/>
-              <w:jc w:val="center"/>
-            </w:pPr>
-            <w:r>
-              <w:rPr>
-                <w:rFonts w:ascii="Arial" w:hAnsi="Arial" w:eastAsia="Arial"/>
-                <w:b/>
-                <w:i w:val="0"/>
-                <w:sz w:val="26"/>
-              </w:rPr>
-              <w:t>A</w:t>
-            </w:r>
-          </w:p>
-        </w:tc>
-        <w:tc>
-          <w:tcPr>
-            <w:tcW w:type="dxa" w:w="488"/>
-            <w:tcBorders>
-              <w:top w:val="single" w:sz="4" w:color="9FB3C8"/>
-              <w:left w:val="single" w:sz="4" w:color="9FB3C8"/>
-              <w:bottom w:val="single" w:sz="4" w:color="9FB3C8"/>
-              <w:right w:val="single" w:sz="4" w:color="9FB3C8"/>
-            </w:tcBorders>
-          </w:tcPr>
-          <w:p>
-            <w:pPr>
-              <w:spacing w:after="20"/>
-              <w:jc w:val="center"/>
-            </w:pPr>
-            <w:r>
-              <w:rPr>
-                <w:rFonts w:ascii="Arial" w:hAnsi="Arial" w:eastAsia="Arial"/>
-                <w:b/>
-                <w:i w:val="0"/>
-                <w:sz w:val="26"/>
-              </w:rPr>
-              <w:t>S</w:t>
-            </w:r>
-          </w:p>
-        </w:tc>
-        <w:tc>
-          <w:tcPr>
-            <w:tcW w:type="dxa" w:w="488"/>
-            <w:tcBorders>
-              <w:top w:val="single" w:sz="4" w:color="9FB3C8"/>
-              <w:left w:val="single" w:sz="4" w:color="9FB3C8"/>
-              <w:bottom w:val="single" w:sz="4" w:color="9FB3C8"/>
-              <w:right w:val="single" w:sz="4" w:color="9FB3C8"/>
-            </w:tcBorders>
-          </w:tcPr>
-          <w:p>
-            <w:pPr>
-              <w:spacing w:after="20"/>
-              <w:jc w:val="center"/>
-            </w:pPr>
-            <w:r>
-              <w:rPr>
-                <w:rFonts w:ascii="Arial" w:hAnsi="Arial" w:eastAsia="Arial"/>
-                <w:b/>
-                <w:i w:val="0"/>
-                <w:sz w:val="26"/>
-              </w:rPr>
-              <w:t>C</w:t>
+              <w:t>B</w:t>
             </w:r>
           </w:p>
         </w:tc>
@@ -3740,376 +5456,7 @@
                 <w:i w:val="0"/>
                 <w:sz w:val="26"/>
               </w:rPr>
-              <w:t>U</w:t>
-            </w:r>
-          </w:p>
-        </w:tc>
-        <w:tc>
-          <w:tcPr>
-            <w:tcW w:type="dxa" w:w="488"/>
-            <w:tcBorders>
-              <w:top w:val="single" w:sz="4" w:color="9FB3C8"/>
-              <w:left w:val="single" w:sz="4" w:color="9FB3C8"/>
-              <w:bottom w:val="single" w:sz="4" w:color="9FB3C8"/>
-              <w:right w:val="single" w:sz="4" w:color="9FB3C8"/>
-            </w:tcBorders>
-          </w:tcPr>
-          <w:p>
-            <w:pPr>
-              <w:spacing w:after="20"/>
-              <w:jc w:val="center"/>
-            </w:pPr>
-            <w:r>
-              <w:rPr>
-                <w:rFonts w:ascii="Arial" w:hAnsi="Arial" w:eastAsia="Arial"/>
-                <w:b/>
-                <w:i w:val="0"/>
-                <w:sz w:val="26"/>
-              </w:rPr>
-              <w:t>P</w:t>
-            </w:r>
-          </w:p>
-        </w:tc>
-        <w:tc>
-          <w:tcPr>
-            <w:tcW w:type="dxa" w:w="488"/>
-            <w:tcBorders>
-              <w:top w:val="single" w:sz="4" w:color="9FB3C8"/>
-              <w:left w:val="single" w:sz="4" w:color="9FB3C8"/>
-              <w:bottom w:val="single" w:sz="4" w:color="9FB3C8"/>
-              <w:right w:val="single" w:sz="4" w:color="9FB3C8"/>
-            </w:tcBorders>
-          </w:tcPr>
-          <w:p>
-            <w:pPr>
-              <w:spacing w:after="20"/>
-              <w:jc w:val="center"/>
-            </w:pPr>
-            <w:r>
-              <w:rPr>
-                <w:rFonts w:ascii="Arial" w:hAnsi="Arial" w:eastAsia="Arial"/>
-                <w:b/>
-                <w:i w:val="0"/>
-                <w:sz w:val="26"/>
-              </w:rPr>
-              <w:t>G</w:t>
-            </w:r>
-          </w:p>
-        </w:tc>
-        <w:tc>
-          <w:tcPr>
-            <w:tcW w:type="dxa" w:w="488"/>
-            <w:tcBorders>
-              <w:top w:val="single" w:sz="4" w:color="9FB3C8"/>
-              <w:left w:val="single" w:sz="4" w:color="9FB3C8"/>
-              <w:bottom w:val="single" w:sz="4" w:color="9FB3C8"/>
-              <w:right w:val="single" w:sz="4" w:color="9FB3C8"/>
-            </w:tcBorders>
-          </w:tcPr>
-          <w:p>
-            <w:pPr>
-              <w:spacing w:after="20"/>
-              <w:jc w:val="center"/>
-            </w:pPr>
-            <w:r>
-              <w:rPr>
-                <w:rFonts w:ascii="Arial" w:hAnsi="Arial" w:eastAsia="Arial"/>
-                <w:b/>
-                <w:i w:val="0"/>
-                <w:sz w:val="26"/>
-              </w:rPr>
-              <w:t>Q</w:t>
-            </w:r>
-          </w:p>
-        </w:tc>
-        <w:tc>
-          <w:tcPr>
-            <w:tcW w:type="dxa" w:w="488"/>
-            <w:tcBorders>
-              <w:top w:val="single" w:sz="4" w:color="9FB3C8"/>
-              <w:left w:val="single" w:sz="4" w:color="9FB3C8"/>
-              <w:bottom w:val="single" w:sz="4" w:color="9FB3C8"/>
-              <w:right w:val="single" w:sz="4" w:color="9FB3C8"/>
-            </w:tcBorders>
-          </w:tcPr>
-          <w:p>
-            <w:pPr>
-              <w:spacing w:after="20"/>
-              <w:jc w:val="center"/>
-            </w:pPr>
-            <w:r>
-              <w:rPr>
-                <w:rFonts w:ascii="Arial" w:hAnsi="Arial" w:eastAsia="Arial"/>
-                <w:b/>
-                <w:i w:val="0"/>
-                <w:sz w:val="26"/>
-              </w:rPr>
-              <w:t>D</w:t>
-            </w:r>
-          </w:p>
-        </w:tc>
-        <w:tc>
-          <w:tcPr>
-            <w:tcW w:type="dxa" w:w="488"/>
-            <w:tcBorders>
-              <w:top w:val="single" w:sz="4" w:color="9FB3C8"/>
-              <w:left w:val="single" w:sz="4" w:color="9FB3C8"/>
-              <w:bottom w:val="single" w:sz="4" w:color="9FB3C8"/>
-              <w:right w:val="single" w:sz="4" w:color="9FB3C8"/>
-            </w:tcBorders>
-          </w:tcPr>
-          <w:p>
-            <w:pPr>
-              <w:spacing w:after="20"/>
-              <w:jc w:val="center"/>
-            </w:pPr>
-            <w:r>
-              <w:rPr>
-                <w:rFonts w:ascii="Arial" w:hAnsi="Arial" w:eastAsia="Arial"/>
-                <w:b/>
-                <w:i w:val="0"/>
-                <w:sz w:val="26"/>
-              </w:rPr>
-              <w:t>G</w:t>
-            </w:r>
-          </w:p>
-        </w:tc>
-        <w:tc>
-          <w:tcPr>
-            <w:tcW w:type="dxa" w:w="488"/>
-            <w:tcBorders>
-              <w:top w:val="single" w:sz="4" w:color="9FB3C8"/>
-              <w:left w:val="single" w:sz="4" w:color="9FB3C8"/>
-              <w:bottom w:val="single" w:sz="4" w:color="9FB3C8"/>
-              <w:right w:val="single" w:sz="4" w:color="9FB3C8"/>
-            </w:tcBorders>
-          </w:tcPr>
-          <w:p>
-            <w:pPr>
-              <w:spacing w:after="20"/>
-              <w:jc w:val="center"/>
-            </w:pPr>
-            <w:r>
-              <w:rPr>
-                <w:rFonts w:ascii="Arial" w:hAnsi="Arial" w:eastAsia="Arial"/>
-                <w:b/>
-                <w:i w:val="0"/>
-                <w:sz w:val="26"/>
-              </w:rPr>
-              <w:t>E</w:t>
-            </w:r>
-          </w:p>
-        </w:tc>
-        <w:tc>
-          <w:tcPr>
-            <w:tcW w:type="dxa" w:w="488"/>
-            <w:tcBorders>
-              <w:top w:val="single" w:sz="4" w:color="9FB3C8"/>
-              <w:left w:val="single" w:sz="4" w:color="9FB3C8"/>
-              <w:bottom w:val="single" w:sz="4" w:color="9FB3C8"/>
-              <w:right w:val="single" w:sz="4" w:color="9FB3C8"/>
-            </w:tcBorders>
-          </w:tcPr>
-          <w:p>
-            <w:pPr>
-              <w:spacing w:after="20"/>
-              <w:jc w:val="center"/>
-            </w:pPr>
-            <w:r>
-              <w:rPr>
-                <w:rFonts w:ascii="Arial" w:hAnsi="Arial" w:eastAsia="Arial"/>
-                <w:b/>
-                <w:i w:val="0"/>
-                <w:sz w:val="26"/>
-              </w:rPr>
-              <w:t>N</w:t>
-            </w:r>
-          </w:p>
-        </w:tc>
-        <w:tc>
-          <w:tcPr>
-            <w:tcW w:type="dxa" w:w="488"/>
-            <w:tcBorders>
-              <w:top w:val="single" w:sz="4" w:color="9FB3C8"/>
-              <w:left w:val="single" w:sz="4" w:color="9FB3C8"/>
-              <w:bottom w:val="single" w:sz="4" w:color="9FB3C8"/>
-              <w:right w:val="single" w:sz="4" w:color="9FB3C8"/>
-            </w:tcBorders>
-          </w:tcPr>
-          <w:p>
-            <w:pPr>
-              <w:spacing w:after="20"/>
-              <w:jc w:val="center"/>
-            </w:pPr>
-            <w:r>
-              <w:rPr>
-                <w:rFonts w:ascii="Arial" w:hAnsi="Arial" w:eastAsia="Arial"/>
-                <w:b/>
-                <w:i w:val="0"/>
-                <w:sz w:val="26"/>
-              </w:rPr>
-              <w:t>R</w:t>
-            </w:r>
-          </w:p>
-        </w:tc>
-        <w:tc>
-          <w:tcPr>
-            <w:tcW w:type="dxa" w:w="488"/>
-            <w:tcBorders>
-              <w:top w:val="single" w:sz="4" w:color="9FB3C8"/>
-              <w:left w:val="single" w:sz="4" w:color="9FB3C8"/>
-              <w:bottom w:val="single" w:sz="4" w:color="9FB3C8"/>
-              <w:right w:val="single" w:sz="4" w:color="9FB3C8"/>
-            </w:tcBorders>
-          </w:tcPr>
-          <w:p>
-            <w:pPr>
-              <w:spacing w:after="20"/>
-              <w:jc w:val="center"/>
-            </w:pPr>
-            <w:r>
-              <w:rPr>
-                <w:rFonts w:ascii="Arial" w:hAnsi="Arial" w:eastAsia="Arial"/>
-                <w:b/>
-                <w:i w:val="0"/>
-                <w:sz w:val="26"/>
-              </w:rPr>
-              <w:t>S</w:t>
-            </w:r>
-          </w:p>
-        </w:tc>
-        <w:tc>
-          <w:tcPr>
-            <w:tcW w:type="dxa" w:w="488"/>
-            <w:tcBorders>
-              <w:top w:val="single" w:sz="4" w:color="9FB3C8"/>
-              <w:left w:val="single" w:sz="4" w:color="9FB3C8"/>
-              <w:bottom w:val="single" w:sz="4" w:color="9FB3C8"/>
-              <w:right w:val="single" w:sz="4" w:color="9FB3C8"/>
-            </w:tcBorders>
-          </w:tcPr>
-          <w:p>
-            <w:pPr>
-              <w:spacing w:after="20"/>
-              <w:jc w:val="center"/>
-            </w:pPr>
-            <w:r>
-              <w:rPr>
-                <w:rFonts w:ascii="Arial" w:hAnsi="Arial" w:eastAsia="Arial"/>
-                <w:b/>
-                <w:i w:val="0"/>
-                <w:sz w:val="26"/>
-              </w:rPr>
-              <w:t>K</w:t>
-            </w:r>
-          </w:p>
-        </w:tc>
-      </w:tr>
-      <w:tr>
-        <w:trPr>
-          <w:trHeight w:val="488"/>
-        </w:trPr>
-        <w:tc>
-          <w:tcPr>
-            <w:tcW w:type="dxa" w:w="488"/>
-            <w:tcBorders>
-              <w:top w:val="single" w:sz="4" w:color="9FB3C8"/>
-              <w:left w:val="single" w:sz="4" w:color="9FB3C8"/>
-              <w:bottom w:val="single" w:sz="4" w:color="9FB3C8"/>
-              <w:right w:val="single" w:sz="4" w:color="9FB3C8"/>
-            </w:tcBorders>
-          </w:tcPr>
-          <w:p>
-            <w:pPr>
-              <w:spacing w:after="20"/>
-              <w:jc w:val="center"/>
-            </w:pPr>
-            <w:r>
-              <w:rPr>
-                <w:rFonts w:ascii="Arial" w:hAnsi="Arial" w:eastAsia="Arial"/>
-                <w:b/>
-                <w:i w:val="0"/>
-                <w:sz w:val="26"/>
-              </w:rPr>
-              <w:t>J</w:t>
-            </w:r>
-          </w:p>
-        </w:tc>
-        <w:tc>
-          <w:tcPr>
-            <w:tcW w:type="dxa" w:w="488"/>
-            <w:tcBorders>
-              <w:top w:val="single" w:sz="4" w:color="9FB3C8"/>
-              <w:left w:val="single" w:sz="4" w:color="9FB3C8"/>
-              <w:bottom w:val="single" w:sz="4" w:color="9FB3C8"/>
-              <w:right w:val="single" w:sz="4" w:color="9FB3C8"/>
-            </w:tcBorders>
-          </w:tcPr>
-          <w:p>
-            <w:pPr>
-              <w:spacing w:after="20"/>
-              <w:jc w:val="center"/>
-            </w:pPr>
-            <w:r>
-              <w:rPr>
-                <w:rFonts w:ascii="Arial" w:hAnsi="Arial" w:eastAsia="Arial"/>
-                <w:b/>
-                <w:i w:val="0"/>
-                <w:sz w:val="26"/>
-              </w:rPr>
-              <w:t>T</w:t>
-            </w:r>
-          </w:p>
-        </w:tc>
-        <w:tc>
-          <w:tcPr>
-            <w:tcW w:type="dxa" w:w="488"/>
-            <w:tcBorders>
-              <w:top w:val="single" w:sz="4" w:color="9FB3C8"/>
-              <w:left w:val="single" w:sz="4" w:color="9FB3C8"/>
-              <w:bottom w:val="single" w:sz="4" w:color="9FB3C8"/>
-              <w:right w:val="single" w:sz="4" w:color="9FB3C8"/>
-            </w:tcBorders>
-          </w:tcPr>
-          <w:p>
-            <w:pPr>
-              <w:spacing w:after="20"/>
-              <w:jc w:val="center"/>
-            </w:pPr>
-            <w:r>
-              <w:rPr>
-                <w:rFonts w:ascii="Arial" w:hAnsi="Arial" w:eastAsia="Arial"/>
-                <w:b/>
-                <w:i w:val="0"/>
-                <w:sz w:val="26"/>
-              </w:rPr>
-              <w:t>R</w:t>
-            </w:r>
-          </w:p>
-        </w:tc>
-        <w:tc>
-          <w:tcPr>
-            <w:tcW w:type="dxa" w:w="488"/>
-            <w:tcBorders>
-              <w:top w:val="single" w:sz="4" w:color="9FB3C8"/>
-              <w:left w:val="single" w:sz="4" w:color="9FB3C8"/>
-              <w:bottom w:val="single" w:sz="4" w:color="9FB3C8"/>
-              <w:right w:val="single" w:sz="4" w:color="9FB3C8"/>
-            </w:tcBorders>
-          </w:tcPr>
-          <w:p>
-            <w:pPr>
-              <w:spacing w:after="20"/>
-              <w:jc w:val="center"/>
-            </w:pPr>
-            <w:r>
-              <w:rPr>
-                <w:rFonts w:ascii="Arial" w:hAnsi="Arial" w:eastAsia="Arial"/>
-                <w:b/>
-                <w:i w:val="0"/>
-                <w:sz w:val="26"/>
-              </w:rPr>
-              <w:t>H</w:t>
+              <w:t>F</w:t>
             </w:r>
           </w:p>
         </w:tc>
@@ -4187,7 +5534,59 @@
                 <w:i w:val="0"/>
                 <w:sz w:val="26"/>
               </w:rPr>
-              <w:t>N</w:t>
+              <w:t>M</w:t>
+            </w:r>
+          </w:p>
+        </w:tc>
+        <w:tc>
+          <w:tcPr>
+            <w:tcW w:type="dxa" w:w="488"/>
+            <w:tcBorders>
+              <w:top w:val="single" w:sz="4" w:color="9FB3C8"/>
+              <w:left w:val="single" w:sz="4" w:color="9FB3C8"/>
+              <w:bottom w:val="single" w:sz="4" w:color="9FB3C8"/>
+              <w:right w:val="single" w:sz="4" w:color="9FB3C8"/>
+            </w:tcBorders>
+          </w:tcPr>
+          <w:p>
+            <w:pPr>
+              <w:spacing w:after="20"/>
+              <w:jc w:val="center"/>
+            </w:pPr>
+            <w:r>
+              <w:rPr>
+                <w:rFonts w:ascii="Arial" w:hAnsi="Arial" w:eastAsia="Arial"/>
+                <w:b/>
+                <w:i w:val="0"/>
+                <w:sz w:val="26"/>
+              </w:rPr>
+              <w:t>F</w:t>
+            </w:r>
+          </w:p>
+        </w:tc>
+        <w:tc>
+          <w:tcPr>
+            <w:tcW w:type="dxa" w:w="488"/>
+            <w:tcBorders>
+              <w:top w:val="single" w:sz="4" w:color="9FB3C8"/>
+              <w:left w:val="single" w:sz="4" w:color="9FB3C8"/>
+              <w:bottom w:val="single" w:sz="4" w:color="9FB3C8"/>
+              <w:right w:val="single" w:sz="4" w:color="9FB3C8"/>
+            </w:tcBorders>
+          </w:tcPr>
+          <w:p>
+            <w:pPr>
+              <w:spacing w:after="20"/>
+              <w:jc w:val="center"/>
+            </w:pPr>
+            <w:r>
+              <w:rPr>
+                <w:rFonts w:ascii="Arial" w:hAnsi="Arial" w:eastAsia="Arial"/>
+                <w:b/>
+                <w:i w:val="0"/>
+                <w:sz w:val="26"/>
+              </w:rPr>
+              <w:t>V</w:t>
             </w:r>
           </w:p>
         </w:tc>
@@ -4239,7 +5638,7 @@
                 <w:i w:val="0"/>
                 <w:sz w:val="26"/>
               </w:rPr>
-              <w:t>Y</w:t>
+              <w:t>M</w:t>
             </w:r>
           </w:p>
         </w:tc>
@@ -4265,7 +5664,7 @@
                 <w:i w:val="0"/>
                 <w:sz w:val="26"/>
               </w:rPr>
-              <w:t>R</w:t>
+              <w:t>M</w:t>
             </w:r>
           </w:p>
         </w:tc>
@@ -4291,64 +5690,7 @@
                 <w:i w:val="0"/>
                 <w:sz w:val="26"/>
               </w:rPr>
-              <w:t>H</w:t>
-            </w:r>
-          </w:p>
-        </w:tc>
-      </w:tr>
-      <w:tr>
-        <w:trPr>
-          <w:trHeight w:val="488"/>
-        </w:trPr>
-        <w:tc>
-          <w:tcPr>
-            <w:tcW w:type="dxa" w:w="488"/>
-            <w:tcBorders>
-              <w:top w:val="single" w:sz="4" w:color="9FB3C8"/>
-              <w:left w:val="single" w:sz="4" w:color="9FB3C8"/>
-              <w:bottom w:val="single" w:sz="4" w:color="9FB3C8"/>
-              <w:right w:val="single" w:sz="4" w:color="9FB3C8"/>
-            </w:tcBorders>
-          </w:tcPr>
-          <w:p>
-            <w:pPr>
-              <w:spacing w:after="20"/>
-              <w:jc w:val="center"/>
-            </w:pPr>
-            <w:r>
-              <w:rPr>
-                <w:rFonts w:ascii="Arial" w:hAnsi="Arial" w:eastAsia="Arial"/>
-                <w:b/>
-                <w:i w:val="0"/>
-                <w:sz w:val="26"/>
-              </w:rPr>
-              <w:t>W</w:t>
-            </w:r>
-          </w:p>
-        </w:tc>
-        <w:tc>
-          <w:tcPr>
-            <w:tcW w:type="dxa" w:w="488"/>
-            <w:tcBorders>
-              <w:top w:val="single" w:sz="4" w:color="9FB3C8"/>
-              <w:left w:val="single" w:sz="4" w:color="9FB3C8"/>
-              <w:bottom w:val="single" w:sz="4" w:color="9FB3C8"/>
-              <w:right w:val="single" w:sz="4" w:color="9FB3C8"/>
-            </w:tcBorders>
-          </w:tcPr>
-          <w:p>
-            <w:pPr>
-              <w:spacing w:after="20"/>
-              <w:jc w:val="center"/>
-            </w:pPr>
-            <w:r>
-              <w:rPr>
-                <w:rFonts w:ascii="Arial" w:hAnsi="Arial" w:eastAsia="Arial"/>
-                <w:b/>
-                <w:i w:val="0"/>
-                <w:sz w:val="26"/>
-              </w:rPr>
-              <w:t>I</w:t>
+              <w:t>B</w:t>
             </w:r>
           </w:p>
         </w:tc>
@@ -4400,189 +5742,7 @@
                 <w:i w:val="0"/>
                 <w:sz w:val="26"/>
               </w:rPr>
-              <w:t>C</w:t>
-            </w:r>
-          </w:p>
-        </w:tc>
-        <w:tc>
-          <w:tcPr>
-            <w:tcW w:type="dxa" w:w="488"/>
-            <w:tcBorders>
-              <w:top w:val="single" w:sz="4" w:color="9FB3C8"/>
-              <w:left w:val="single" w:sz="4" w:color="9FB3C8"/>
-              <w:bottom w:val="single" w:sz="4" w:color="9FB3C8"/>
-              <w:right w:val="single" w:sz="4" w:color="9FB3C8"/>
-            </w:tcBorders>
-          </w:tcPr>
-          <w:p>
-            <w:pPr>
-              <w:spacing w:after="20"/>
-              <w:jc w:val="center"/>
-            </w:pPr>
-            <w:r>
-              <w:rPr>
-                <w:rFonts w:ascii="Arial" w:hAnsi="Arial" w:eastAsia="Arial"/>
-                <w:b/>
-                <w:i w:val="0"/>
-                <w:sz w:val="26"/>
-              </w:rPr>
-              <w:t>I</w:t>
-            </w:r>
-          </w:p>
-        </w:tc>
-        <w:tc>
-          <w:tcPr>
-            <w:tcW w:type="dxa" w:w="488"/>
-            <w:tcBorders>
-              <w:top w:val="single" w:sz="4" w:color="9FB3C8"/>
-              <w:left w:val="single" w:sz="4" w:color="9FB3C8"/>
-              <w:bottom w:val="single" w:sz="4" w:color="9FB3C8"/>
-              <w:right w:val="single" w:sz="4" w:color="9FB3C8"/>
-            </w:tcBorders>
-          </w:tcPr>
-          <w:p>
-            <w:pPr>
-              <w:spacing w:after="20"/>
-              <w:jc w:val="center"/>
-            </w:pPr>
-            <w:r>
-              <w:rPr>
-                <w:rFonts w:ascii="Arial" w:hAnsi="Arial" w:eastAsia="Arial"/>
-                <w:b/>
-                <w:i w:val="0"/>
-                <w:sz w:val="26"/>
-              </w:rPr>
-              <w:t>M</w:t>
-            </w:r>
-          </w:p>
-        </w:tc>
-        <w:tc>
-          <w:tcPr>
-            <w:tcW w:type="dxa" w:w="488"/>
-            <w:tcBorders>
-              <w:top w:val="single" w:sz="4" w:color="9FB3C8"/>
-              <w:left w:val="single" w:sz="4" w:color="9FB3C8"/>
-              <w:bottom w:val="single" w:sz="4" w:color="9FB3C8"/>
-              <w:right w:val="single" w:sz="4" w:color="9FB3C8"/>
-            </w:tcBorders>
-          </w:tcPr>
-          <w:p>
-            <w:pPr>
-              <w:spacing w:after="20"/>
-              <w:jc w:val="center"/>
-            </w:pPr>
-            <w:r>
-              <w:rPr>
-                <w:rFonts w:ascii="Arial" w:hAnsi="Arial" w:eastAsia="Arial"/>
-                <w:b/>
-                <w:i w:val="0"/>
-                <w:sz w:val="26"/>
-              </w:rPr>
-              <w:t>C</w:t>
-            </w:r>
-          </w:p>
-        </w:tc>
-        <w:tc>
-          <w:tcPr>
-            <w:tcW w:type="dxa" w:w="488"/>
-            <w:tcBorders>
-              <w:top w:val="single" w:sz="4" w:color="9FB3C8"/>
-              <w:left w:val="single" w:sz="4" w:color="9FB3C8"/>
-              <w:bottom w:val="single" w:sz="4" w:color="9FB3C8"/>
-              <w:right w:val="single" w:sz="4" w:color="9FB3C8"/>
-            </w:tcBorders>
-          </w:tcPr>
-          <w:p>
-            <w:pPr>
-              <w:spacing w:after="20"/>
-              <w:jc w:val="center"/>
-            </w:pPr>
-            <w:r>
-              <w:rPr>
-                <w:rFonts w:ascii="Arial" w:hAnsi="Arial" w:eastAsia="Arial"/>
-                <w:b/>
-                <w:i w:val="0"/>
-                <w:sz w:val="26"/>
-              </w:rPr>
-              <w:t>X</w:t>
-            </w:r>
-          </w:p>
-        </w:tc>
-        <w:tc>
-          <w:tcPr>
-            <w:tcW w:type="dxa" w:w="488"/>
-            <w:tcBorders>
-              <w:top w:val="single" w:sz="4" w:color="9FB3C8"/>
-              <w:left w:val="single" w:sz="4" w:color="9FB3C8"/>
-              <w:bottom w:val="single" w:sz="4" w:color="9FB3C8"/>
-              <w:right w:val="single" w:sz="4" w:color="9FB3C8"/>
-            </w:tcBorders>
-          </w:tcPr>
-          <w:p>
-            <w:pPr>
-              <w:spacing w:after="20"/>
-              <w:jc w:val="center"/>
-            </w:pPr>
-            <w:r>
-              <w:rPr>
-                <w:rFonts w:ascii="Arial" w:hAnsi="Arial" w:eastAsia="Arial"/>
-                <w:b/>
-                <w:i w:val="0"/>
-                <w:sz w:val="26"/>
-              </w:rPr>
-              <w:t>K</w:t>
-            </w:r>
-          </w:p>
-        </w:tc>
-        <w:tc>
-          <w:tcPr>
-            <w:tcW w:type="dxa" w:w="488"/>
-            <w:tcBorders>
-              <w:top w:val="single" w:sz="4" w:color="9FB3C8"/>
-              <w:left w:val="single" w:sz="4" w:color="9FB3C8"/>
-              <w:bottom w:val="single" w:sz="4" w:color="9FB3C8"/>
-              <w:right w:val="single" w:sz="4" w:color="9FB3C8"/>
-            </w:tcBorders>
-          </w:tcPr>
-          <w:p>
-            <w:pPr>
-              <w:spacing w:after="20"/>
-              <w:jc w:val="center"/>
-            </w:pPr>
-            <w:r>
-              <w:rPr>
-                <w:rFonts w:ascii="Arial" w:hAnsi="Arial" w:eastAsia="Arial"/>
-                <w:b/>
-                <w:i w:val="0"/>
-                <w:sz w:val="26"/>
-              </w:rPr>
-              <w:t>O</w:t>
-            </w:r>
-          </w:p>
-        </w:tc>
-        <w:tc>
-          <w:tcPr>
-            <w:tcW w:type="dxa" w:w="488"/>
-            <w:tcBorders>
-              <w:top w:val="single" w:sz="4" w:color="9FB3C8"/>
-              <w:left w:val="single" w:sz="4" w:color="9FB3C8"/>
-              <w:bottom w:val="single" w:sz="4" w:color="9FB3C8"/>
-              <w:right w:val="single" w:sz="4" w:color="9FB3C8"/>
-            </w:tcBorders>
-          </w:tcPr>
-          <w:p>
-            <w:pPr>
-              <w:spacing w:after="20"/>
-              <w:jc w:val="center"/>
-            </w:pPr>
-            <w:r>
-              <w:rPr>
-                <w:rFonts w:ascii="Arial" w:hAnsi="Arial" w:eastAsia="Arial"/>
-                <w:b/>
-                <w:i w:val="0"/>
-                <w:sz w:val="26"/>
-              </w:rPr>
-              <w:t>M</w:t>
+              <w:t>B</w:t>
             </w:r>
           </w:p>
         </w:tc>
@@ -4613,7 +5773,137 @@
                 <w:i w:val="0"/>
                 <w:sz w:val="26"/>
               </w:rPr>
-              <w:t>X</w:t>
+              <w:t>P</w:t>
+            </w:r>
+          </w:p>
+        </w:tc>
+        <w:tc>
+          <w:tcPr>
+            <w:tcW w:type="dxa" w:w="488"/>
+            <w:tcBorders>
+              <w:top w:val="single" w:sz="4" w:color="9FB3C8"/>
+              <w:left w:val="single" w:sz="4" w:color="9FB3C8"/>
+              <w:bottom w:val="single" w:sz="4" w:color="9FB3C8"/>
+              <w:right w:val="single" w:sz="4" w:color="9FB3C8"/>
+            </w:tcBorders>
+          </w:tcPr>
+          <w:p>
+            <w:pPr>
+              <w:spacing w:after="20"/>
+              <w:jc w:val="center"/>
+            </w:pPr>
+            <w:r>
+              <w:rPr>
+                <w:rFonts w:ascii="Arial" w:hAnsi="Arial" w:eastAsia="Arial"/>
+                <w:b/>
+                <w:i w:val="0"/>
+                <w:sz w:val="26"/>
+              </w:rPr>
+              <w:t>L</w:t>
+            </w:r>
+          </w:p>
+        </w:tc>
+        <w:tc>
+          <w:tcPr>
+            <w:tcW w:type="dxa" w:w="488"/>
+            <w:tcBorders>
+              <w:top w:val="single" w:sz="4" w:color="9FB3C8"/>
+              <w:left w:val="single" w:sz="4" w:color="9FB3C8"/>
+              <w:bottom w:val="single" w:sz="4" w:color="9FB3C8"/>
+              <w:right w:val="single" w:sz="4" w:color="9FB3C8"/>
+            </w:tcBorders>
+          </w:tcPr>
+          <w:p>
+            <w:pPr>
+              <w:spacing w:after="20"/>
+              <w:jc w:val="center"/>
+            </w:pPr>
+            <w:r>
+              <w:rPr>
+                <w:rFonts w:ascii="Arial" w:hAnsi="Arial" w:eastAsia="Arial"/>
+                <w:b/>
+                <w:i w:val="0"/>
+                <w:sz w:val="26"/>
+              </w:rPr>
+              <w:t>A</w:t>
+            </w:r>
+          </w:p>
+        </w:tc>
+        <w:tc>
+          <w:tcPr>
+            <w:tcW w:type="dxa" w:w="488"/>
+            <w:tcBorders>
+              <w:top w:val="single" w:sz="4" w:color="9FB3C8"/>
+              <w:left w:val="single" w:sz="4" w:color="9FB3C8"/>
+              <w:bottom w:val="single" w:sz="4" w:color="9FB3C8"/>
+              <w:right w:val="single" w:sz="4" w:color="9FB3C8"/>
+            </w:tcBorders>
+          </w:tcPr>
+          <w:p>
+            <w:pPr>
+              <w:spacing w:after="20"/>
+              <w:jc w:val="center"/>
+            </w:pPr>
+            <w:r>
+              <w:rPr>
+                <w:rFonts w:ascii="Arial" w:hAnsi="Arial" w:eastAsia="Arial"/>
+                <w:b/>
+                <w:i w:val="0"/>
+                <w:sz w:val="26"/>
+              </w:rPr>
+              <w:t>Y</w:t>
+            </w:r>
+          </w:p>
+        </w:tc>
+        <w:tc>
+          <w:tcPr>
+            <w:tcW w:type="dxa" w:w="488"/>
+            <w:tcBorders>
+              <w:top w:val="single" w:sz="4" w:color="9FB3C8"/>
+              <w:left w:val="single" w:sz="4" w:color="9FB3C8"/>
+              <w:bottom w:val="single" w:sz="4" w:color="9FB3C8"/>
+              <w:right w:val="single" w:sz="4" w:color="9FB3C8"/>
+            </w:tcBorders>
+          </w:tcPr>
+          <w:p>
+            <w:pPr>
+              <w:spacing w:after="20"/>
+              <w:jc w:val="center"/>
+            </w:pPr>
+            <w:r>
+              <w:rPr>
+                <w:rFonts w:ascii="Arial" w:hAnsi="Arial" w:eastAsia="Arial"/>
+                <w:b/>
+                <w:i w:val="0"/>
+                <w:sz w:val="26"/>
+              </w:rPr>
+              <w:t>G</w:t>
+            </w:r>
+          </w:p>
+        </w:tc>
+        <w:tc>
+          <w:tcPr>
+            <w:tcW w:type="dxa" w:w="488"/>
+            <w:tcBorders>
+              <w:top w:val="single" w:sz="4" w:color="9FB3C8"/>
+              <w:left w:val="single" w:sz="4" w:color="9FB3C8"/>
+              <w:bottom w:val="single" w:sz="4" w:color="9FB3C8"/>
+              <w:right w:val="single" w:sz="4" w:color="9FB3C8"/>
+            </w:tcBorders>
+          </w:tcPr>
+          <w:p>
+            <w:pPr>
+              <w:spacing w:after="20"/>
+              <w:jc w:val="center"/>
+            </w:pPr>
+            <w:r>
+              <w:rPr>
+                <w:rFonts w:ascii="Arial" w:hAnsi="Arial" w:eastAsia="Arial"/>
+                <w:b/>
+                <w:i w:val="0"/>
+                <w:sz w:val="26"/>
+              </w:rPr>
+              <w:t>R</w:t>
             </w:r>
           </w:p>
         </w:tc>
@@ -4691,7 +5981,7 @@
                 <w:i w:val="0"/>
                 <w:sz w:val="26"/>
               </w:rPr>
-              <w:t>M</w:t>
+              <w:t>N</w:t>
             </w:r>
           </w:p>
         </w:tc>
@@ -4717,194 +6007,7 @@
                 <w:i w:val="0"/>
                 <w:sz w:val="26"/>
               </w:rPr>
-              <w:t>B</w:t>
-            </w:r>
-          </w:p>
-        </w:tc>
-        <w:tc>
-          <w:tcPr>
-            <w:tcW w:type="dxa" w:w="488"/>
-            <w:tcBorders>
-              <w:top w:val="single" w:sz="4" w:color="9FB3C8"/>
-              <w:left w:val="single" w:sz="4" w:color="9FB3C8"/>
-              <w:bottom w:val="single" w:sz="4" w:color="9FB3C8"/>
-              <w:right w:val="single" w:sz="4" w:color="9FB3C8"/>
-            </w:tcBorders>
-          </w:tcPr>
-          <w:p>
-            <w:pPr>
-              <w:spacing w:after="20"/>
-              <w:jc w:val="center"/>
-            </w:pPr>
-            <w:r>
-              <w:rPr>
-                <w:rFonts w:ascii="Arial" w:hAnsi="Arial" w:eastAsia="Arial"/>
-                <w:b/>
-                <w:i w:val="0"/>
-                <w:sz w:val="26"/>
-              </w:rPr>
-              <w:t>K</w:t>
-            </w:r>
-          </w:p>
-        </w:tc>
-        <w:tc>
-          <w:tcPr>
-            <w:tcW w:type="dxa" w:w="488"/>
-            <w:tcBorders>
-              <w:top w:val="single" w:sz="4" w:color="9FB3C8"/>
-              <w:left w:val="single" w:sz="4" w:color="9FB3C8"/>
-              <w:bottom w:val="single" w:sz="4" w:color="9FB3C8"/>
-              <w:right w:val="single" w:sz="4" w:color="9FB3C8"/>
-            </w:tcBorders>
-          </w:tcPr>
-          <w:p>
-            <w:pPr>
-              <w:spacing w:after="20"/>
-              <w:jc w:val="center"/>
-            </w:pPr>
-            <w:r>
-              <w:rPr>
-                <w:rFonts w:ascii="Arial" w:hAnsi="Arial" w:eastAsia="Arial"/>
-                <w:b/>
-                <w:i w:val="0"/>
-                <w:sz w:val="26"/>
-              </w:rPr>
-              <w:t>E</w:t>
-            </w:r>
-          </w:p>
-        </w:tc>
-        <w:tc>
-          <w:tcPr>
-            <w:tcW w:type="dxa" w:w="488"/>
-            <w:tcBorders>
-              <w:top w:val="single" w:sz="4" w:color="9FB3C8"/>
-              <w:left w:val="single" w:sz="4" w:color="9FB3C8"/>
-              <w:bottom w:val="single" w:sz="4" w:color="9FB3C8"/>
-              <w:right w:val="single" w:sz="4" w:color="9FB3C8"/>
-            </w:tcBorders>
-          </w:tcPr>
-          <w:p>
-            <w:pPr>
-              <w:spacing w:after="20"/>
-              <w:jc w:val="center"/>
-            </w:pPr>
-            <w:r>
-              <w:rPr>
-                <w:rFonts w:ascii="Arial" w:hAnsi="Arial" w:eastAsia="Arial"/>
-                <w:b/>
-                <w:i w:val="0"/>
-                <w:sz w:val="26"/>
-              </w:rPr>
-              <w:t>X</w:t>
-            </w:r>
-          </w:p>
-        </w:tc>
-        <w:tc>
-          <w:tcPr>
-            <w:tcW w:type="dxa" w:w="488"/>
-            <w:tcBorders>
-              <w:top w:val="single" w:sz="4" w:color="9FB3C8"/>
-              <w:left w:val="single" w:sz="4" w:color="9FB3C8"/>
-              <w:bottom w:val="single" w:sz="4" w:color="9FB3C8"/>
-              <w:right w:val="single" w:sz="4" w:color="9FB3C8"/>
-            </w:tcBorders>
-          </w:tcPr>
-          <w:p>
-            <w:pPr>
-              <w:spacing w:after="20"/>
-              <w:jc w:val="center"/>
-            </w:pPr>
-            <w:r>
-              <w:rPr>
-                <w:rFonts w:ascii="Arial" w:hAnsi="Arial" w:eastAsia="Arial"/>
-                <w:b/>
-                <w:i w:val="0"/>
-                <w:sz w:val="26"/>
-              </w:rPr>
-              <w:t>C</w:t>
-            </w:r>
-          </w:p>
-        </w:tc>
-        <w:tc>
-          <w:tcPr>
-            <w:tcW w:type="dxa" w:w="488"/>
-            <w:tcBorders>
-              <w:top w:val="single" w:sz="4" w:color="9FB3C8"/>
-              <w:left w:val="single" w:sz="4" w:color="9FB3C8"/>
-              <w:bottom w:val="single" w:sz="4" w:color="9FB3C8"/>
-              <w:right w:val="single" w:sz="4" w:color="9FB3C8"/>
-            </w:tcBorders>
-          </w:tcPr>
-          <w:p>
-            <w:pPr>
-              <w:spacing w:after="20"/>
-              <w:jc w:val="center"/>
-            </w:pPr>
-            <w:r>
-              <w:rPr>
-                <w:rFonts w:ascii="Arial" w:hAnsi="Arial" w:eastAsia="Arial"/>
-                <w:b/>
-                <w:i w:val="0"/>
-                <w:sz w:val="26"/>
-              </w:rPr>
-              <w:t>O</w:t>
-            </w:r>
-          </w:p>
-        </w:tc>
-        <w:tc>
-          <w:tcPr>
-            <w:tcW w:type="dxa" w:w="488"/>
-            <w:tcBorders>
-              <w:top w:val="single" w:sz="4" w:color="9FB3C8"/>
-              <w:left w:val="single" w:sz="4" w:color="9FB3C8"/>
-              <w:bottom w:val="single" w:sz="4" w:color="9FB3C8"/>
-              <w:right w:val="single" w:sz="4" w:color="9FB3C8"/>
-            </w:tcBorders>
-          </w:tcPr>
-          <w:p>
-            <w:pPr>
-              <w:spacing w:after="20"/>
-              <w:jc w:val="center"/>
-            </w:pPr>
-            <w:r>
-              <w:rPr>
-                <w:rFonts w:ascii="Arial" w:hAnsi="Arial" w:eastAsia="Arial"/>
-                <w:b/>
-                <w:i w:val="0"/>
-                <w:sz w:val="26"/>
-              </w:rPr>
-              <w:t>N</w:t>
-            </w:r>
-          </w:p>
-        </w:tc>
-      </w:tr>
-      <w:tr>
-        <w:trPr>
-          <w:trHeight w:val="488"/>
-        </w:trPr>
-        <w:tc>
-          <w:tcPr>
-            <w:tcW w:type="dxa" w:w="488"/>
-            <w:tcBorders>
-              <w:top w:val="single" w:sz="4" w:color="9FB3C8"/>
-              <w:left w:val="single" w:sz="4" w:color="9FB3C8"/>
-              <w:bottom w:val="single" w:sz="4" w:color="9FB3C8"/>
-              <w:right w:val="single" w:sz="4" w:color="9FB3C8"/>
-            </w:tcBorders>
-          </w:tcPr>
-          <w:p>
-            <w:pPr>
-              <w:spacing w:after="20"/>
-              <w:jc w:val="center"/>
-            </w:pPr>
-            <w:r>
-              <w:rPr>
-                <w:rFonts w:ascii="Arial" w:hAnsi="Arial" w:eastAsia="Arial"/>
-                <w:b/>
-                <w:i w:val="0"/>
-                <w:sz w:val="26"/>
-              </w:rPr>
-              <w:t>I</w:t>
+              <w:t>D</w:t>
             </w:r>
           </w:p>
         </w:tc>
@@ -4956,506 +6059,7 @@
                 <w:i w:val="0"/>
                 <w:sz w:val="26"/>
               </w:rPr>
-              <w:t>N</w:t>
-            </w:r>
-          </w:p>
-        </w:tc>
-        <w:tc>
-          <w:tcPr>
-            <w:tcW w:type="dxa" w:w="488"/>
-            <w:tcBorders>
-              <w:top w:val="single" w:sz="4" w:color="9FB3C8"/>
-              <w:left w:val="single" w:sz="4" w:color="9FB3C8"/>
-              <w:bottom w:val="single" w:sz="4" w:color="9FB3C8"/>
-              <w:right w:val="single" w:sz="4" w:color="9FB3C8"/>
-            </w:tcBorders>
-          </w:tcPr>
-          <w:p>
-            <w:pPr>
-              <w:spacing w:after="20"/>
-              <w:jc w:val="center"/>
-            </w:pPr>
-            <w:r>
-              <w:rPr>
-                <w:rFonts w:ascii="Arial" w:hAnsi="Arial" w:eastAsia="Arial"/>
-                <w:b/>
-                <w:i w:val="0"/>
-                <w:sz w:val="26"/>
-              </w:rPr>
-              <w:t>T</w:t>
-            </w:r>
-          </w:p>
-        </w:tc>
-        <w:tc>
-          <w:tcPr>
-            <w:tcW w:type="dxa" w:w="488"/>
-            <w:tcBorders>
-              <w:top w:val="single" w:sz="4" w:color="9FB3C8"/>
-              <w:left w:val="single" w:sz="4" w:color="9FB3C8"/>
-              <w:bottom w:val="single" w:sz="4" w:color="9FB3C8"/>
-              <w:right w:val="single" w:sz="4" w:color="9FB3C8"/>
-            </w:tcBorders>
-          </w:tcPr>
-          <w:p>
-            <w:pPr>
-              <w:spacing w:after="20"/>
-              <w:jc w:val="center"/>
-            </w:pPr>
-            <w:r>
-              <w:rPr>
-                <w:rFonts w:ascii="Arial" w:hAnsi="Arial" w:eastAsia="Arial"/>
-                <w:b/>
-                <w:i w:val="0"/>
-                <w:sz w:val="26"/>
-              </w:rPr>
-              <w:t>F</w:t>
-            </w:r>
-          </w:p>
-        </w:tc>
-        <w:tc>
-          <w:tcPr>
-            <w:tcW w:type="dxa" w:w="488"/>
-            <w:tcBorders>
-              <w:top w:val="single" w:sz="4" w:color="9FB3C8"/>
-              <w:left w:val="single" w:sz="4" w:color="9FB3C8"/>
-              <w:bottom w:val="single" w:sz="4" w:color="9FB3C8"/>
-              <w:right w:val="single" w:sz="4" w:color="9FB3C8"/>
-            </w:tcBorders>
-          </w:tcPr>
-          <w:p>
-            <w:pPr>
-              <w:spacing w:after="20"/>
-              <w:jc w:val="center"/>
-            </w:pPr>
-            <w:r>
-              <w:rPr>
-                <w:rFonts w:ascii="Arial" w:hAnsi="Arial" w:eastAsia="Arial"/>
-                <w:b/>
-                <w:i w:val="0"/>
-                <w:sz w:val="26"/>
-              </w:rPr>
-              <w:t>D</w:t>
-            </w:r>
-          </w:p>
-        </w:tc>
-        <w:tc>
-          <w:tcPr>
-            <w:tcW w:type="dxa" w:w="488"/>
-            <w:tcBorders>
-              <w:top w:val="single" w:sz="4" w:color="9FB3C8"/>
-              <w:left w:val="single" w:sz="4" w:color="9FB3C8"/>
-              <w:bottom w:val="single" w:sz="4" w:color="9FB3C8"/>
-              <w:right w:val="single" w:sz="4" w:color="9FB3C8"/>
-            </w:tcBorders>
-          </w:tcPr>
-          <w:p>
-            <w:pPr>
-              <w:spacing w:after="20"/>
-              <w:jc w:val="center"/>
-            </w:pPr>
-            <w:r>
-              <w:rPr>
-                <w:rFonts w:ascii="Arial" w:hAnsi="Arial" w:eastAsia="Arial"/>
-                <w:b/>
-                <w:i w:val="0"/>
-                <w:sz w:val="26"/>
-              </w:rPr>
-              <w:t>J</w:t>
-            </w:r>
-          </w:p>
-        </w:tc>
-        <w:tc>
-          <w:tcPr>
-            <w:tcW w:type="dxa" w:w="488"/>
-            <w:tcBorders>
-              <w:top w:val="single" w:sz="4" w:color="9FB3C8"/>
-              <w:left w:val="single" w:sz="4" w:color="9FB3C8"/>
-              <w:bottom w:val="single" w:sz="4" w:color="9FB3C8"/>
-              <w:right w:val="single" w:sz="4" w:color="9FB3C8"/>
-            </w:tcBorders>
-          </w:tcPr>
-          <w:p>
-            <w:pPr>
-              <w:spacing w:after="20"/>
-              <w:jc w:val="center"/>
-            </w:pPr>
-            <w:r>
-              <w:rPr>
-                <w:rFonts w:ascii="Arial" w:hAnsi="Arial" w:eastAsia="Arial"/>
-                <w:b/>
-                <w:i w:val="0"/>
-                <w:sz w:val="26"/>
-              </w:rPr>
-              <w:t>G</w:t>
-            </w:r>
-          </w:p>
-        </w:tc>
-        <w:tc>
-          <w:tcPr>
-            <w:tcW w:type="dxa" w:w="488"/>
-            <w:tcBorders>
-              <w:top w:val="single" w:sz="4" w:color="9FB3C8"/>
-              <w:left w:val="single" w:sz="4" w:color="9FB3C8"/>
-              <w:bottom w:val="single" w:sz="4" w:color="9FB3C8"/>
-              <w:right w:val="single" w:sz="4" w:color="9FB3C8"/>
-            </w:tcBorders>
-          </w:tcPr>
-          <w:p>
-            <w:pPr>
-              <w:spacing w:after="20"/>
-              <w:jc w:val="center"/>
-            </w:pPr>
-            <w:r>
-              <w:rPr>
-                <w:rFonts w:ascii="Arial" w:hAnsi="Arial" w:eastAsia="Arial"/>
-                <w:b/>
-                <w:i w:val="0"/>
-                <w:sz w:val="26"/>
-              </w:rPr>
-              <w:t>N</w:t>
-            </w:r>
-          </w:p>
-        </w:tc>
-        <w:tc>
-          <w:tcPr>
-            <w:tcW w:type="dxa" w:w="488"/>
-            <w:tcBorders>
-              <w:top w:val="single" w:sz="4" w:color="9FB3C8"/>
-              <w:left w:val="single" w:sz="4" w:color="9FB3C8"/>
-              <w:bottom w:val="single" w:sz="4" w:color="9FB3C8"/>
-              <w:right w:val="single" w:sz="4" w:color="9FB3C8"/>
-            </w:tcBorders>
-          </w:tcPr>
-          <w:p>
-            <w:pPr>
-              <w:spacing w:after="20"/>
-              <w:jc w:val="center"/>
-            </w:pPr>
-            <w:r>
-              <w:rPr>
-                <w:rFonts w:ascii="Arial" w:hAnsi="Arial" w:eastAsia="Arial"/>
-                <w:b/>
-                <w:i w:val="0"/>
-                <w:sz w:val="26"/>
-              </w:rPr>
-              <w:t>M</w:t>
-            </w:r>
-          </w:p>
-        </w:tc>
-        <w:tc>
-          <w:tcPr>
-            <w:tcW w:type="dxa" w:w="488"/>
-            <w:tcBorders>
-              <w:top w:val="single" w:sz="4" w:color="9FB3C8"/>
-              <w:left w:val="single" w:sz="4" w:color="9FB3C8"/>
-              <w:bottom w:val="single" w:sz="4" w:color="9FB3C8"/>
-              <w:right w:val="single" w:sz="4" w:color="9FB3C8"/>
-            </w:tcBorders>
-          </w:tcPr>
-          <w:p>
-            <w:pPr>
-              <w:spacing w:after="20"/>
-              <w:jc w:val="center"/>
-            </w:pPr>
-            <w:r>
-              <w:rPr>
-                <w:rFonts w:ascii="Arial" w:hAnsi="Arial" w:eastAsia="Arial"/>
-                <w:b/>
-                <w:i w:val="0"/>
-                <w:sz w:val="26"/>
-              </w:rPr>
-              <w:t>F</w:t>
-            </w:r>
-          </w:p>
-        </w:tc>
-      </w:tr>
-      <w:tr>
-        <w:trPr>
-          <w:trHeight w:val="488"/>
-        </w:trPr>
-        <w:tc>
-          <w:tcPr>
-            <w:tcW w:type="dxa" w:w="488"/>
-            <w:tcBorders>
-              <w:top w:val="single" w:sz="4" w:color="9FB3C8"/>
-              <w:left w:val="single" w:sz="4" w:color="9FB3C8"/>
-              <w:bottom w:val="single" w:sz="4" w:color="9FB3C8"/>
-              <w:right w:val="single" w:sz="4" w:color="9FB3C8"/>
-            </w:tcBorders>
-          </w:tcPr>
-          <w:p>
-            <w:pPr>
-              <w:spacing w:after="20"/>
-              <w:jc w:val="center"/>
-            </w:pPr>
-            <w:r>
-              <w:rPr>
-                <w:rFonts w:ascii="Arial" w:hAnsi="Arial" w:eastAsia="Arial"/>
-                <w:b/>
-                <w:i w:val="0"/>
-                <w:sz w:val="26"/>
-              </w:rPr>
-              <w:t>E</w:t>
-            </w:r>
-          </w:p>
-        </w:tc>
-        <w:tc>
-          <w:tcPr>
-            <w:tcW w:type="dxa" w:w="488"/>
-            <w:tcBorders>
-              <w:top w:val="single" w:sz="4" w:color="9FB3C8"/>
-              <w:left w:val="single" w:sz="4" w:color="9FB3C8"/>
-              <w:bottom w:val="single" w:sz="4" w:color="9FB3C8"/>
-              <w:right w:val="single" w:sz="4" w:color="9FB3C8"/>
-            </w:tcBorders>
-          </w:tcPr>
-          <w:p>
-            <w:pPr>
-              <w:spacing w:after="20"/>
-              <w:jc w:val="center"/>
-            </w:pPr>
-            <w:r>
-              <w:rPr>
-                <w:rFonts w:ascii="Arial" w:hAnsi="Arial" w:eastAsia="Arial"/>
-                <w:b/>
-                <w:i w:val="0"/>
-                <w:sz w:val="26"/>
-              </w:rPr>
-              <w:t>A</w:t>
-            </w:r>
-          </w:p>
-        </w:tc>
-        <w:tc>
-          <w:tcPr>
-            <w:tcW w:type="dxa" w:w="488"/>
-            <w:tcBorders>
-              <w:top w:val="single" w:sz="4" w:color="9FB3C8"/>
-              <w:left w:val="single" w:sz="4" w:color="9FB3C8"/>
-              <w:bottom w:val="single" w:sz="4" w:color="9FB3C8"/>
-              <w:right w:val="single" w:sz="4" w:color="9FB3C8"/>
-            </w:tcBorders>
-          </w:tcPr>
-          <w:p>
-            <w:pPr>
-              <w:spacing w:after="20"/>
-              <w:jc w:val="center"/>
-            </w:pPr>
-            <w:r>
-              <w:rPr>
-                <w:rFonts w:ascii="Arial" w:hAnsi="Arial" w:eastAsia="Arial"/>
-                <w:b/>
-                <w:i w:val="0"/>
-                <w:sz w:val="26"/>
-              </w:rPr>
-              <w:t>D</w:t>
-            </w:r>
-          </w:p>
-        </w:tc>
-        <w:tc>
-          <w:tcPr>
-            <w:tcW w:type="dxa" w:w="488"/>
-            <w:tcBorders>
-              <w:top w:val="single" w:sz="4" w:color="9FB3C8"/>
-              <w:left w:val="single" w:sz="4" w:color="9FB3C8"/>
-              <w:bottom w:val="single" w:sz="4" w:color="9FB3C8"/>
-              <w:right w:val="single" w:sz="4" w:color="9FB3C8"/>
-            </w:tcBorders>
-          </w:tcPr>
-          <w:p>
-            <w:pPr>
-              <w:spacing w:after="20"/>
-              <w:jc w:val="center"/>
-            </w:pPr>
-            <w:r>
-              <w:rPr>
-                <w:rFonts w:ascii="Arial" w:hAnsi="Arial" w:eastAsia="Arial"/>
-                <w:b/>
-                <w:i w:val="0"/>
-                <w:sz w:val="26"/>
-              </w:rPr>
-              <w:t>K</w:t>
-            </w:r>
-          </w:p>
-        </w:tc>
-        <w:tc>
-          <w:tcPr>
-            <w:tcW w:type="dxa" w:w="488"/>
-            <w:tcBorders>
-              <w:top w:val="single" w:sz="4" w:color="9FB3C8"/>
-              <w:left w:val="single" w:sz="4" w:color="9FB3C8"/>
-              <w:bottom w:val="single" w:sz="4" w:color="9FB3C8"/>
-              <w:right w:val="single" w:sz="4" w:color="9FB3C8"/>
-            </w:tcBorders>
-          </w:tcPr>
-          <w:p>
-            <w:pPr>
-              <w:spacing w:after="20"/>
-              <w:jc w:val="center"/>
-            </w:pPr>
-            <w:r>
-              <w:rPr>
-                <w:rFonts w:ascii="Arial" w:hAnsi="Arial" w:eastAsia="Arial"/>
-                <w:b/>
-                <w:i w:val="0"/>
-                <w:sz w:val="26"/>
-              </w:rPr>
-              <w:t>C</w:t>
-            </w:r>
-          </w:p>
-        </w:tc>
-        <w:tc>
-          <w:tcPr>
-            <w:tcW w:type="dxa" w:w="488"/>
-            <w:tcBorders>
-              <w:top w:val="single" w:sz="4" w:color="9FB3C8"/>
-              <w:left w:val="single" w:sz="4" w:color="9FB3C8"/>
-              <w:bottom w:val="single" w:sz="4" w:color="9FB3C8"/>
-              <w:right w:val="single" w:sz="4" w:color="9FB3C8"/>
-            </w:tcBorders>
-          </w:tcPr>
-          <w:p>
-            <w:pPr>
-              <w:spacing w:after="20"/>
-              <w:jc w:val="center"/>
-            </w:pPr>
-            <w:r>
-              <w:rPr>
-                <w:rFonts w:ascii="Arial" w:hAnsi="Arial" w:eastAsia="Arial"/>
-                <w:b/>
-                <w:i w:val="0"/>
-                <w:sz w:val="26"/>
-              </w:rPr>
-              <w:t>I</w:t>
-            </w:r>
-          </w:p>
-        </w:tc>
-        <w:tc>
-          <w:tcPr>
-            <w:tcW w:type="dxa" w:w="488"/>
-            <w:tcBorders>
-              <w:top w:val="single" w:sz="4" w:color="9FB3C8"/>
-              <w:left w:val="single" w:sz="4" w:color="9FB3C8"/>
-              <w:bottom w:val="single" w:sz="4" w:color="9FB3C8"/>
-              <w:right w:val="single" w:sz="4" w:color="9FB3C8"/>
-            </w:tcBorders>
-          </w:tcPr>
-          <w:p>
-            <w:pPr>
-              <w:spacing w:after="20"/>
-              <w:jc w:val="center"/>
-            </w:pPr>
-            <w:r>
-              <w:rPr>
-                <w:rFonts w:ascii="Arial" w:hAnsi="Arial" w:eastAsia="Arial"/>
-                <w:b/>
-                <w:i w:val="0"/>
-                <w:sz w:val="26"/>
-              </w:rPr>
-              <w:t>X</w:t>
-            </w:r>
-          </w:p>
-        </w:tc>
-        <w:tc>
-          <w:tcPr>
-            <w:tcW w:type="dxa" w:w="488"/>
-            <w:tcBorders>
-              <w:top w:val="single" w:sz="4" w:color="9FB3C8"/>
-              <w:left w:val="single" w:sz="4" w:color="9FB3C8"/>
-              <w:bottom w:val="single" w:sz="4" w:color="9FB3C8"/>
-              <w:right w:val="single" w:sz="4" w:color="9FB3C8"/>
-            </w:tcBorders>
-          </w:tcPr>
-          <w:p>
-            <w:pPr>
-              <w:spacing w:after="20"/>
-              <w:jc w:val="center"/>
-            </w:pPr>
-            <w:r>
-              <w:rPr>
-                <w:rFonts w:ascii="Arial" w:hAnsi="Arial" w:eastAsia="Arial"/>
-                <w:b/>
-                <w:i w:val="0"/>
-                <w:sz w:val="26"/>
-              </w:rPr>
-              <w:t>Q</w:t>
-            </w:r>
-          </w:p>
-        </w:tc>
-        <w:tc>
-          <w:tcPr>
-            <w:tcW w:type="dxa" w:w="488"/>
-            <w:tcBorders>
-              <w:top w:val="single" w:sz="4" w:color="9FB3C8"/>
-              <w:left w:val="single" w:sz="4" w:color="9FB3C8"/>
-              <w:bottom w:val="single" w:sz="4" w:color="9FB3C8"/>
-              <w:right w:val="single" w:sz="4" w:color="9FB3C8"/>
-            </w:tcBorders>
-          </w:tcPr>
-          <w:p>
-            <w:pPr>
-              <w:spacing w:after="20"/>
-              <w:jc w:val="center"/>
-            </w:pPr>
-            <w:r>
-              <w:rPr>
-                <w:rFonts w:ascii="Arial" w:hAnsi="Arial" w:eastAsia="Arial"/>
-                <w:b/>
-                <w:i w:val="0"/>
-                <w:sz w:val="26"/>
-              </w:rPr>
-              <w:t>I</w:t>
-            </w:r>
-          </w:p>
-        </w:tc>
-        <w:tc>
-          <w:tcPr>
-            <w:tcW w:type="dxa" w:w="488"/>
-            <w:tcBorders>
-              <w:top w:val="single" w:sz="4" w:color="9FB3C8"/>
-              <w:left w:val="single" w:sz="4" w:color="9FB3C8"/>
-              <w:bottom w:val="single" w:sz="4" w:color="9FB3C8"/>
-              <w:right w:val="single" w:sz="4" w:color="9FB3C8"/>
-            </w:tcBorders>
-          </w:tcPr>
-          <w:p>
-            <w:pPr>
-              <w:spacing w:after="20"/>
-              <w:jc w:val="center"/>
-            </w:pPr>
-            <w:r>
-              <w:rPr>
-                <w:rFonts w:ascii="Arial" w:hAnsi="Arial" w:eastAsia="Arial"/>
-                <w:b/>
-                <w:i w:val="0"/>
-                <w:sz w:val="26"/>
-              </w:rPr>
-              <w:t>G</w:t>
-            </w:r>
-          </w:p>
-        </w:tc>
-        <w:tc>
-          <w:tcPr>
-            <w:tcW w:type="dxa" w:w="488"/>
-            <w:tcBorders>
-              <w:top w:val="single" w:sz="4" w:color="9FB3C8"/>
-              <w:left w:val="single" w:sz="4" w:color="9FB3C8"/>
-              <w:bottom w:val="single" w:sz="4" w:color="9FB3C8"/>
-              <w:right w:val="single" w:sz="4" w:color="9FB3C8"/>
-            </w:tcBorders>
-          </w:tcPr>
-          <w:p>
-            <w:pPr>
-              <w:spacing w:after="20"/>
-              <w:jc w:val="center"/>
-            </w:pPr>
-            <w:r>
-              <w:rPr>
-                <w:rFonts w:ascii="Arial" w:hAnsi="Arial" w:eastAsia="Arial"/>
-                <w:b/>
-                <w:i w:val="0"/>
-                <w:sz w:val="26"/>
-              </w:rPr>
-              <w:t>A</w:t>
+              <w:t>S</w:t>
             </w:r>
           </w:p>
         </w:tc>
